--- a/agent/README.docx
+++ b/agent/README.docx
@@ -89,7 +89,20 @@
         <w:rPr>
           <w:rFonts w:ascii="微软雅黑" w:hAnsi="微软雅黑" w:eastAsia="微软雅黑"/>
         </w:rPr>
-        <w:t xml:space="preserve"> 就行。它是一个 5.5 MB 的单文件，</w:t>
+        <w:t xml:space="preserve"> 就行。它是一个 </w:t>
+      </w:r>
+      <w:r>
+        <w:rPr>
+          <w:rFonts w:ascii="微软雅黑" w:hAnsi="微软雅黑" w:eastAsia="微软雅黑"/>
+          <w:b/>
+        </w:rPr>
+        <w:t>1.8 MB</w:t>
+      </w:r>
+      <w:r>
+        <w:rPr>
+          <w:rFonts w:ascii="微软雅黑" w:hAnsi="微软雅黑" w:eastAsia="微软雅黑"/>
+        </w:rPr>
+        <w:t xml:space="preserve"> 的单文件，</w:t>
       </w:r>
     </w:p>
     <w:p>
@@ -97,7 +110,7 @@
         <w:rPr>
           <w:rFonts w:ascii="微软雅黑" w:hAnsi="微软雅黑" w:eastAsia="微软雅黑"/>
         </w:rPr>
-        <w:t>数据（4,375 条内容）、图表库、全部逻辑都已经内嵌进去，</w:t>
+        <w:t>数据（4,375 条内容）、Excel 生成库、全部逻辑都已经内嵌进去，</w:t>
       </w:r>
       <w:r>
         <w:rPr>
@@ -111,6 +124,110 @@
           <w:rFonts w:ascii="微软雅黑" w:hAnsi="微软雅黑" w:eastAsia="微软雅黑"/>
         </w:rPr>
         <w:t>。</w:t>
+      </w:r>
+    </w:p>
+    <w:p>
+      <w:pPr>
+        <w:ind w:left="340"/>
+      </w:pPr>
+      <w:r>
+        <w:rPr>
+          <w:rFonts w:ascii="微软雅黑" w:hAnsi="微软雅黑" w:eastAsia="微软雅黑"/>
+          <w:b/>
+          <w:i/>
+          <w:color w:val="606060"/>
+          <w:sz w:val="20"/>
+        </w:rPr>
+        <w:t>结果形式</w:t>
+      </w:r>
+      <w:r>
+        <w:rPr>
+          <w:rFonts w:ascii="微软雅黑" w:hAnsi="微软雅黑" w:eastAsia="微软雅黑"/>
+          <w:i/>
+          <w:color w:val="606060"/>
+          <w:sz w:val="20"/>
+        </w:rPr>
+        <w:t>：指标卡 → 内联 SVG 图 → 标签页（结果解读 / 明细表 / 说明与数据性质）</w:t>
+      </w:r>
+    </w:p>
+    <w:p>
+      <w:pPr>
+        <w:ind w:left="340"/>
+      </w:pPr>
+      <w:r>
+        <w:rPr>
+          <w:rFonts w:ascii="微软雅黑" w:hAnsi="微软雅黑" w:eastAsia="微软雅黑"/>
+          <w:i/>
+          <w:color w:val="606060"/>
+          <w:sz w:val="20"/>
+        </w:rPr>
+        <w:t xml:space="preserve">→ Agent 解读 → </w:t>
+      </w:r>
+      <w:r>
+        <w:rPr>
+          <w:rFonts w:ascii="微软雅黑" w:hAnsi="微软雅黑" w:eastAsia="微软雅黑"/>
+          <w:b/>
+          <w:i/>
+          <w:color w:val="606060"/>
+          <w:sz w:val="20"/>
+        </w:rPr>
+        <w:t>一键下载 Excel</w:t>
+      </w:r>
+      <w:r>
+        <w:rPr>
+          <w:rFonts w:ascii="微软雅黑" w:hAnsi="微软雅黑" w:eastAsia="微软雅黑"/>
+          <w:i/>
+          <w:color w:val="606060"/>
+          <w:sz w:val="20"/>
+        </w:rPr>
+        <w:t>。</w:t>
+      </w:r>
+    </w:p>
+    <w:p>
+      <w:pPr>
+        <w:ind w:left="340"/>
+      </w:pPr>
+      <w:r>
+        <w:rPr>
+          <w:rFonts w:ascii="微软雅黑" w:hAnsi="微软雅黑" w:eastAsia="微软雅黑"/>
+          <w:i/>
+          <w:color w:val="606060"/>
+          <w:sz w:val="20"/>
+        </w:rPr>
+        <w:t>导出的工作簿</w:t>
+      </w:r>
+      <w:r>
+        <w:rPr>
+          <w:rFonts w:ascii="微软雅黑" w:hAnsi="微软雅黑" w:eastAsia="微软雅黑"/>
+          <w:b/>
+          <w:i/>
+          <w:color w:val="606060"/>
+          <w:sz w:val="20"/>
+        </w:rPr>
+        <w:t>第 1 张永远是「说明与数据性质」</w:t>
+      </w:r>
+      <w:r>
+        <w:rPr>
+          <w:rFonts w:ascii="微软雅黑" w:hAnsi="微软雅黑" w:eastAsia="微软雅黑"/>
+          <w:i/>
+          <w:color w:val="606060"/>
+          <w:sz w:val="20"/>
+        </w:rPr>
+        <w:t>（抽样方式、标注质量、已知噪声、口径纪律），</w:t>
+      </w:r>
+    </w:p>
+    <w:p>
+      <w:pPr>
+        <w:ind w:left="340"/>
+      </w:pPr>
+      <w:r>
+        <w:rPr>
+          <w:rFonts w:ascii="微软雅黑" w:hAnsi="微软雅黑" w:eastAsia="微软雅黑"/>
+          <w:i/>
+          <w:color w:val="606060"/>
+          <w:sz w:val="20"/>
+        </w:rPr>
+        <w:t>后面才是结果解读与全部明细表——这样任何人拿到文件都能看懂"哪些能用、哪些不能"。</w:t>
       </w:r>
     </w:p>
     <w:p>
@@ -983,6 +1100,337 @@
       </w:r>
     </w:p>
     <w:p>
+      <w:pPr>
+        <w:spacing w:before="160" w:after="120"/>
+      </w:pPr>
+      <w:r>
+        <w:rPr>
+          <w:rFonts w:ascii="微软雅黑" w:hAnsi="微软雅黑" w:eastAsia="微软雅黑"/>
+          <w:b/>
+          <w:color w:val="2E5C9A"/>
+          <w:sz w:val="26"/>
+        </w:rPr>
+        <w:t>端到端自检（把整条链路真的跑一遍）</w:t>
+      </w:r>
+    </w:p>
+    <w:p>
+      <w:pPr>
+        <w:spacing w:before="80" w:after="160"/>
+        <w:ind w:left="340"/>
+      </w:pPr>
+      <w:r>
+        <w:rPr>
+          <w:rFonts w:ascii="Consolas" w:hAnsi="Consolas" w:eastAsia="微软雅黑"/>
+          <w:color w:val="1F3864"/>
+          <w:sz w:val="19"/>
+        </w:rPr>
+        <w:t>node agent/eval/e2e_check.js            # 只测离线路径</w:t>
+        <w:br/>
+        <w:t>node agent/eval/e2e_check.js --with-llm # 额外测大模型兜底</w:t>
+      </w:r>
+    </w:p>
+    <w:p>
+      <w:r>
+        <w:rPr>
+          <w:rFonts w:ascii="微软雅黑" w:hAnsi="微软雅黑" w:eastAsia="微软雅黑"/>
+        </w:rPr>
+        <w:t>实测：离线 5/5 通过；含大模型 7/7 通过（含一条"超出范围"的问题被</w:t>
+      </w:r>
+      <w:r>
+        <w:rPr>
+          <w:rFonts w:ascii="微软雅黑" w:hAnsi="微软雅黑" w:eastAsia="微软雅黑"/>
+          <w:b/>
+        </w:rPr>
+        <w:t>正确拒绝</w:t>
+      </w:r>
+      <w:r>
+        <w:rPr>
+          <w:rFonts w:ascii="微软雅黑" w:hAnsi="微软雅黑" w:eastAsia="微软雅黑"/>
+        </w:rPr>
+        <w:t>）。</w:t>
+      </w:r>
+    </w:p>
+    <w:p>
+      <w:pPr>
+        <w:spacing w:before="160" w:after="120"/>
+      </w:pPr>
+      <w:r>
+        <w:rPr>
+          <w:rFonts w:ascii="微软雅黑" w:hAnsi="微软雅黑" w:eastAsia="微软雅黑"/>
+          <w:b/>
+          <w:color w:val="2E5C9A"/>
+          <w:sz w:val="26"/>
+        </w:rPr>
+        <w:t>三个健壮性设计（都是踩过坑之后补的）</w:t>
+      </w:r>
+    </w:p>
+    <w:tbl>
+      <w:tblPr>
+        <w:tblStyle w:val="LightGrid-Accent1"/>
+        <w:tblW w:type="auto" w:w="0"/>
+        <w:tblLook w:firstColumn="1" w:firstRow="1" w:lastColumn="0" w:lastRow="0" w:noHBand="0" w:noVBand="1" w:val="04A0"/>
+      </w:tblPr>
+      <w:tblGrid>
+        <w:gridCol w:w="4320"/>
+        <w:gridCol w:w="4320"/>
+      </w:tblGrid>
+      <w:tr>
+        <w:tc>
+          <w:tcPr>
+            <w:tcW w:type="dxa" w:w="4320"/>
+          </w:tcPr>
+          <w:p>
+            <w:pPr>
+              <w:spacing w:after="40"/>
+            </w:pPr>
+            <w:r/>
+            <w:r>
+              <w:rPr>
+                <w:rFonts w:ascii="微软雅黑" w:hAnsi="微软雅黑" w:eastAsia="微软雅黑"/>
+                <w:b/>
+                <w:sz w:val="19"/>
+              </w:rPr>
+              <w:t>问题</w:t>
+            </w:r>
+          </w:p>
+        </w:tc>
+        <w:tc>
+          <w:tcPr>
+            <w:tcW w:type="dxa" w:w="4320"/>
+          </w:tcPr>
+          <w:p>
+            <w:pPr>
+              <w:spacing w:after="40"/>
+            </w:pPr>
+            <w:r/>
+            <w:r>
+              <w:rPr>
+                <w:rFonts w:ascii="微软雅黑" w:hAnsi="微软雅黑" w:eastAsia="微软雅黑"/>
+                <w:b/>
+                <w:sz w:val="19"/>
+              </w:rPr>
+              <w:t>处理</w:t>
+            </w:r>
+          </w:p>
+        </w:tc>
+      </w:tr>
+      <w:tr>
+        <w:tc>
+          <w:tcPr>
+            <w:tcW w:type="dxa" w:w="4320"/>
+          </w:tcPr>
+          <w:p>
+            <w:pPr>
+              <w:spacing w:after="40"/>
+            </w:pPr>
+            <w:r/>
+            <w:r>
+              <w:rPr>
+                <w:rFonts w:ascii="微软雅黑" w:hAnsi="微软雅黑" w:eastAsia="微软雅黑"/>
+                <w:b/>
+                <w:sz w:val="19"/>
+              </w:rPr>
+              <w:t>大模型请求可能一直挂着</w:t>
+            </w:r>
+            <w:r>
+              <w:rPr>
+                <w:rFonts w:ascii="微软雅黑" w:hAnsi="微软雅黑" w:eastAsia="微软雅黑"/>
+                <w:sz w:val="19"/>
+              </w:rPr>
+              <w:t>（网络/代理不通时 fetch 不返回）</w:t>
+            </w:r>
+          </w:p>
+        </w:tc>
+        <w:tc>
+          <w:tcPr>
+            <w:tcW w:type="dxa" w:w="4320"/>
+          </w:tcPr>
+          <w:p>
+            <w:pPr>
+              <w:spacing w:after="40"/>
+            </w:pPr>
+            <w:r/>
+            <w:r>
+              <w:rPr>
+                <w:rFonts w:ascii="微软雅黑" w:hAnsi="微软雅黑" w:eastAsia="微软雅黑"/>
+                <w:sz w:val="19"/>
+              </w:rPr>
+              <w:t xml:space="preserve">加 </w:t>
+            </w:r>
+            <w:r>
+              <w:rPr>
+                <w:rFonts w:ascii="微软雅黑" w:hAnsi="微软雅黑" w:eastAsia="微软雅黑"/>
+                <w:b/>
+                <w:sz w:val="19"/>
+              </w:rPr>
+              <w:t>15 秒超时</w:t>
+            </w:r>
+            <w:r>
+              <w:rPr>
+                <w:rFonts w:ascii="微软雅黑" w:hAnsi="微软雅黑" w:eastAsia="微软雅黑"/>
+                <w:sz w:val="19"/>
+              </w:rPr>
+              <w:t>；超时或失败</w:t>
+            </w:r>
+            <w:r>
+              <w:rPr>
+                <w:rFonts w:ascii="微软雅黑" w:hAnsi="微软雅黑" w:eastAsia="微软雅黑"/>
+                <w:b/>
+                <w:sz w:val="19"/>
+              </w:rPr>
+              <w:t>自动回退到规则匹配</w:t>
+            </w:r>
+            <w:r>
+              <w:rPr>
+                <w:rFonts w:ascii="微软雅黑" w:hAnsi="微软雅黑" w:eastAsia="微软雅黑"/>
+                <w:sz w:val="19"/>
+              </w:rPr>
+              <w:t>，绝不把界面卡在"运行中"</w:t>
+            </w:r>
+          </w:p>
+        </w:tc>
+      </w:tr>
+      <w:tr>
+        <w:tc>
+          <w:tcPr>
+            <w:tcW w:type="dxa" w:w="4320"/>
+          </w:tcPr>
+          <w:p>
+            <w:pPr>
+              <w:spacing w:after="40"/>
+            </w:pPr>
+            <w:r/>
+            <w:r>
+              <w:rPr>
+                <w:rFonts w:ascii="微软雅黑" w:hAnsi="微软雅黑" w:eastAsia="微软雅黑"/>
+                <w:b/>
+                <w:sz w:val="19"/>
+              </w:rPr>
+              <w:t>问题超出数据范围</w:t>
+            </w:r>
+            <w:r>
+              <w:rPr>
+                <w:rFonts w:ascii="微软雅黑" w:hAnsi="微软雅黑" w:eastAsia="微软雅黑"/>
+                <w:sz w:val="19"/>
+              </w:rPr>
+              <w:t>（比如问营收、问时间序列）</w:t>
+            </w:r>
+          </w:p>
+        </w:tc>
+        <w:tc>
+          <w:tcPr>
+            <w:tcW w:type="dxa" w:w="4320"/>
+          </w:tcPr>
+          <w:p>
+            <w:pPr>
+              <w:spacing w:after="40"/>
+            </w:pPr>
+            <w:r/>
+            <w:r>
+              <w:rPr>
+                <w:rFonts w:ascii="微软雅黑" w:hAnsi="微软雅黑" w:eastAsia="微软雅黑"/>
+                <w:sz w:val="19"/>
+              </w:rPr>
+              <w:t>让大模型可以明确返回 `none`，页面直接说明</w:t>
+            </w:r>
+            <w:r>
+              <w:rPr>
+                <w:rFonts w:ascii="微软雅黑" w:hAnsi="微软雅黑" w:eastAsia="微软雅黑"/>
+                <w:b/>
+                <w:sz w:val="19"/>
+              </w:rPr>
+              <w:t>「这个问题超出了数据集范围」</w:t>
+            </w:r>
+            <w:r>
+              <w:rPr>
+                <w:rFonts w:ascii="微软雅黑" w:hAnsi="微软雅黑" w:eastAsia="微软雅黑"/>
+                <w:sz w:val="19"/>
+              </w:rPr>
+              <w:t>，并列出它</w:t>
+            </w:r>
+            <w:r>
+              <w:rPr>
+                <w:rFonts w:ascii="微软雅黑" w:hAnsi="微软雅黑" w:eastAsia="微软雅黑"/>
+                <w:b/>
+                <w:sz w:val="19"/>
+              </w:rPr>
+              <w:t>能</w:t>
+            </w:r>
+            <w:r>
+              <w:rPr>
+                <w:rFonts w:ascii="微软雅黑" w:hAnsi="微软雅黑" w:eastAsia="微软雅黑"/>
+                <w:sz w:val="19"/>
+              </w:rPr>
+              <w:t>回答的问题类型——</w:t>
+            </w:r>
+            <w:r>
+              <w:rPr>
+                <w:rFonts w:ascii="微软雅黑" w:hAnsi="微软雅黑" w:eastAsia="微软雅黑"/>
+                <w:b/>
+                <w:sz w:val="19"/>
+              </w:rPr>
+              <w:t>宁可拒答，不编答案</w:t>
+            </w:r>
+          </w:p>
+        </w:tc>
+      </w:tr>
+      <w:tr>
+        <w:tc>
+          <w:tcPr>
+            <w:tcW w:type="dxa" w:w="4320"/>
+          </w:tcPr>
+          <w:p>
+            <w:pPr>
+              <w:spacing w:after="40"/>
+            </w:pPr>
+            <w:r/>
+            <w:r>
+              <w:rPr>
+                <w:rFonts w:ascii="微软雅黑" w:hAnsi="微软雅黑" w:eastAsia="微软雅黑"/>
+                <w:b/>
+                <w:sz w:val="19"/>
+              </w:rPr>
+              <w:t>页面出现未捕获的脚本错误</w:t>
+            </w:r>
+          </w:p>
+        </w:tc>
+        <w:tc>
+          <w:tcPr>
+            <w:tcW w:type="dxa" w:w="4320"/>
+          </w:tcPr>
+          <w:p>
+            <w:pPr>
+              <w:spacing w:after="40"/>
+            </w:pPr>
+            <w:r/>
+            <w:r>
+              <w:rPr>
+                <w:rFonts w:ascii="微软雅黑" w:hAnsi="微软雅黑" w:eastAsia="微软雅黑"/>
+                <w:sz w:val="19"/>
+              </w:rPr>
+              <w:t>顶部加了一条</w:t>
+            </w:r>
+            <w:r>
+              <w:rPr>
+                <w:rFonts w:ascii="微软雅黑" w:hAnsi="微软雅黑" w:eastAsia="微软雅黑"/>
+                <w:b/>
+                <w:sz w:val="19"/>
+              </w:rPr>
+              <w:t>错误横幅</w:t>
+            </w:r>
+            <w:r>
+              <w:rPr>
+                <w:rFonts w:ascii="微软雅黑" w:hAnsi="微软雅黑" w:eastAsia="微软雅黑"/>
+                <w:sz w:val="19"/>
+              </w:rPr>
+              <w:t>，任何未捕获的异常/异步错误都会直接显示出来，不会"点了没反应"</w:t>
+            </w:r>
+          </w:p>
+        </w:tc>
+      </w:tr>
+    </w:tbl>
+    <w:p/>
+    <w:p>
       <w:r>
         <w:rPr>
           <w:rFonts w:ascii="微软雅黑" w:hAnsi="微软雅黑" w:eastAsia="微软雅黑"/>
@@ -1344,6 +1792,44 @@
                 <w:rFonts w:ascii="微软雅黑" w:hAnsi="微软雅黑" w:eastAsia="微软雅黑"/>
                 <w:sz w:val="19"/>
               </w:rPr>
+              <w:t>`tools/xlsx.full.min.js`</w:t>
+            </w:r>
+          </w:p>
+        </w:tc>
+        <w:tc>
+          <w:tcPr>
+            <w:tcW w:type="dxa" w:w="4320"/>
+          </w:tcPr>
+          <w:p>
+            <w:pPr>
+              <w:spacing w:after="40"/>
+            </w:pPr>
+            <w:r/>
+            <w:r>
+              <w:rPr>
+                <w:rFonts w:ascii="微软雅黑" w:hAnsi="微软雅黑" w:eastAsia="微软雅黑"/>
+                <w:sz w:val="19"/>
+              </w:rPr>
+              <w:t>SheetJS，用于在浏览器里生成 .xlsx（内嵌进 HTML）</w:t>
+            </w:r>
+          </w:p>
+        </w:tc>
+      </w:tr>
+      <w:tr>
+        <w:tc>
+          <w:tcPr>
+            <w:tcW w:type="dxa" w:w="4320"/>
+          </w:tcPr>
+          <w:p>
+            <w:pPr>
+              <w:spacing w:after="40"/>
+            </w:pPr>
+            <w:r/>
+            <w:r>
+              <w:rPr>
+                <w:rFonts w:ascii="微软雅黑" w:hAnsi="微软雅黑" w:eastAsia="微软雅黑"/>
+                <w:sz w:val="19"/>
+              </w:rPr>
               <w:t>`src/template.html`</w:t>
             </w:r>
           </w:p>
@@ -1476,7 +1962,45 @@
                 <w:rFonts w:ascii="微软雅黑" w:hAnsi="微软雅黑" w:eastAsia="微软雅黑"/>
                 <w:sz w:val="19"/>
               </w:rPr>
-              <w:t>评测脚本</w:t>
+              <w:t>路由与参数抽取的准确率评测</w:t>
+            </w:r>
+          </w:p>
+        </w:tc>
+      </w:tr>
+      <w:tr>
+        <w:tc>
+          <w:tcPr>
+            <w:tcW w:type="dxa" w:w="4320"/>
+          </w:tcPr>
+          <w:p>
+            <w:pPr>
+              <w:spacing w:after="40"/>
+            </w:pPr>
+            <w:r/>
+            <w:r>
+              <w:rPr>
+                <w:rFonts w:ascii="微软雅黑" w:hAnsi="微软雅黑" w:eastAsia="微软雅黑"/>
+                <w:sz w:val="19"/>
+              </w:rPr>
+              <w:t>`eval/e2e_check.js`</w:t>
+            </w:r>
+          </w:p>
+        </w:tc>
+        <w:tc>
+          <w:tcPr>
+            <w:tcW w:type="dxa" w:w="4320"/>
+          </w:tcPr>
+          <w:p>
+            <w:pPr>
+              <w:spacing w:after="40"/>
+            </w:pPr>
+            <w:r/>
+            <w:r>
+              <w:rPr>
+                <w:rFonts w:ascii="微软雅黑" w:hAnsi="微软雅黑" w:eastAsia="微软雅黑"/>
+                <w:sz w:val="19"/>
+              </w:rPr>
+              <w:t>端到端自检（含 Excel 工作簿结构校验）</w:t>
             </w:r>
           </w:p>
         </w:tc>

--- a/agent/README.docx
+++ b/agent/README.docx
@@ -27,7 +27,45 @@
           <w:color w:val="606060"/>
           <w:sz w:val="20"/>
         </w:rPr>
-        <w:t>用中文提问，Agent 自己完成「意图识别 → 操作选择 → 口径守卫 → 浏览器内计算 → 出图」，</w:t>
+        <w:t xml:space="preserve">用中文提问 → </w:t>
+      </w:r>
+      <w:r>
+        <w:rPr>
+          <w:rFonts w:ascii="微软雅黑" w:hAnsi="微软雅黑" w:eastAsia="微软雅黑"/>
+          <w:b/>
+          <w:i/>
+          <w:color w:val="606060"/>
+          <w:sz w:val="20"/>
+        </w:rPr>
+        <w:t>大模型把它翻译成结构化查询</w:t>
+      </w:r>
+      <w:r>
+        <w:rPr>
+          <w:rFonts w:ascii="微软雅黑" w:hAnsi="微软雅黑" w:eastAsia="微软雅黑"/>
+          <w:i/>
+          <w:color w:val="606060"/>
+          <w:sz w:val="20"/>
+        </w:rPr>
+        <w:t xml:space="preserve"> → 本地执行 → </w:t>
+      </w:r>
+      <w:r>
+        <w:rPr>
+          <w:rFonts w:ascii="微软雅黑" w:hAnsi="微软雅黑" w:eastAsia="微软雅黑"/>
+          <w:b/>
+          <w:i/>
+          <w:color w:val="606060"/>
+          <w:sz w:val="20"/>
+        </w:rPr>
+        <w:t>大模型写出结论</w:t>
+      </w:r>
+      <w:r>
+        <w:rPr>
+          <w:rFonts w:ascii="微软雅黑" w:hAnsi="微软雅黑" w:eastAsia="微软雅黑"/>
+          <w:i/>
+          <w:color w:val="606060"/>
+          <w:sz w:val="20"/>
+        </w:rPr>
+        <w:t xml:space="preserve"> → 出图并可导出 Excel。</w:t>
       </w:r>
     </w:p>
     <w:p>
@@ -37,21 +75,21 @@
       <w:r>
         <w:rPr>
           <w:rFonts w:ascii="微软雅黑" w:hAnsi="微软雅黑" w:eastAsia="微软雅黑"/>
-          <w:i/>
-          <w:color w:val="606060"/>
-          <w:sz w:val="20"/>
-        </w:rPr>
-        <w:t>你直接拿走结论和明细数据。</w:t>
-      </w:r>
-      <w:r>
-        <w:rPr>
-          <w:rFonts w:ascii="微软雅黑" w:hAnsi="微软雅黑" w:eastAsia="微软雅黑"/>
           <w:b/>
           <w:i/>
           <w:color w:val="606060"/>
           <w:sz w:val="20"/>
         </w:rPr>
-        <w:t>单文件、离线可用、不依赖后端。</w:t>
+        <w:t>没有任何预置答案</w:t>
+      </w:r>
+      <w:r>
+        <w:rPr>
+          <w:rFonts w:ascii="微软雅黑" w:hAnsi="微软雅黑" w:eastAsia="微软雅黑"/>
+          <w:i/>
+          <w:color w:val="606060"/>
+          <w:sz w:val="20"/>
+        </w:rPr>
+        <w:t>：每个问题都真的调用大模型，本地只负责约束、执行和渲染。</w:t>
       </w:r>
     </w:p>
     <w:p>
@@ -77,77 +115,249 @@
         <w:t>怎么打开</w:t>
       </w:r>
     </w:p>
-    <w:p>
-      <w:r>
-        <w:rPr>
-          <w:rFonts w:ascii="微软雅黑" w:hAnsi="微软雅黑" w:eastAsia="微软雅黑"/>
-          <w:b/>
-        </w:rPr>
-        <w:t>双击 `运营问数Agent.html`</w:t>
-      </w:r>
-      <w:r>
-        <w:rPr>
-          <w:rFonts w:ascii="微软雅黑" w:hAnsi="微软雅黑" w:eastAsia="微软雅黑"/>
-        </w:rPr>
-        <w:t xml:space="preserve"> 就行。它是一个 </w:t>
-      </w:r>
-      <w:r>
-        <w:rPr>
-          <w:rFonts w:ascii="微软雅黑" w:hAnsi="微软雅黑" w:eastAsia="微软雅黑"/>
-          <w:b/>
-        </w:rPr>
-        <w:t>1.8 MB</w:t>
-      </w:r>
-      <w:r>
-        <w:rPr>
-          <w:rFonts w:ascii="微软雅黑" w:hAnsi="微软雅黑" w:eastAsia="微软雅黑"/>
-        </w:rPr>
-        <w:t xml:space="preserve"> 的单文件，</w:t>
-      </w:r>
-    </w:p>
+    <w:tbl>
+      <w:tblPr>
+        <w:tblStyle w:val="LightGrid-Accent1"/>
+        <w:tblW w:type="auto" w:w="0"/>
+        <w:tblLook w:firstColumn="1" w:firstRow="1" w:lastColumn="0" w:lastRow="0" w:noHBand="0" w:noVBand="1" w:val="04A0"/>
+      </w:tblPr>
+      <w:tblGrid>
+        <w:gridCol w:w="2880"/>
+        <w:gridCol w:w="2880"/>
+        <w:gridCol w:w="2880"/>
+      </w:tblGrid>
+      <w:tr>
+        <w:tc>
+          <w:tcPr>
+            <w:tcW w:type="dxa" w:w="2880"/>
+          </w:tcPr>
+          <w:p>
+            <w:pPr>
+              <w:spacing w:after="40"/>
+            </w:pPr>
+            <w:r/>
+            <w:r>
+              <w:rPr>
+                <w:rFonts w:ascii="微软雅黑" w:hAnsi="微软雅黑" w:eastAsia="微软雅黑"/>
+                <w:b/>
+                <w:sz w:val="19"/>
+              </w:rPr>
+              <w:t>文件</w:t>
+            </w:r>
+          </w:p>
+        </w:tc>
+        <w:tc>
+          <w:tcPr>
+            <w:tcW w:type="dxa" w:w="2880"/>
+          </w:tcPr>
+          <w:p>
+            <w:pPr>
+              <w:spacing w:after="40"/>
+            </w:pPr>
+            <w:r/>
+            <w:r>
+              <w:rPr>
+                <w:rFonts w:ascii="微软雅黑" w:hAnsi="微软雅黑" w:eastAsia="微软雅黑"/>
+                <w:b/>
+                <w:sz w:val="19"/>
+              </w:rPr>
+              <w:t>用途</w:t>
+            </w:r>
+          </w:p>
+        </w:tc>
+        <w:tc>
+          <w:tcPr>
+            <w:tcW w:type="dxa" w:w="2880"/>
+          </w:tcPr>
+          <w:p>
+            <w:pPr>
+              <w:spacing w:after="40"/>
+            </w:pPr>
+            <w:r/>
+            <w:r>
+              <w:rPr>
+                <w:rFonts w:ascii="微软雅黑" w:hAnsi="微软雅黑" w:eastAsia="微软雅黑"/>
+                <w:b/>
+                <w:sz w:val="19"/>
+              </w:rPr>
+              <w:t>是否提交到仓库</w:t>
+            </w:r>
+          </w:p>
+        </w:tc>
+      </w:tr>
+      <w:tr>
+        <w:tc>
+          <w:tcPr>
+            <w:tcW w:type="dxa" w:w="2880"/>
+          </w:tcPr>
+          <w:p>
+            <w:pPr>
+              <w:spacing w:after="40"/>
+            </w:pPr>
+            <w:r/>
+            <w:r>
+              <w:rPr>
+                <w:rFonts w:ascii="微软雅黑" w:hAnsi="微软雅黑" w:eastAsia="微软雅黑"/>
+                <w:b/>
+                <w:sz w:val="19"/>
+              </w:rPr>
+              <w:t>`问数Agent_本机演示.html`</w:t>
+            </w:r>
+          </w:p>
+        </w:tc>
+        <w:tc>
+          <w:tcPr>
+            <w:tcW w:type="dxa" w:w="2880"/>
+          </w:tcPr>
+          <w:p>
+            <w:pPr>
+              <w:spacing w:after="40"/>
+            </w:pPr>
+            <w:r/>
+            <w:r>
+              <w:rPr>
+                <w:rFonts w:ascii="微软雅黑" w:hAnsi="微软雅黑" w:eastAsia="微软雅黑"/>
+                <w:b/>
+                <w:sz w:val="19"/>
+              </w:rPr>
+              <w:t>本机演示用</w:t>
+            </w:r>
+            <w:r>
+              <w:rPr>
+                <w:rFonts w:ascii="微软雅黑" w:hAnsi="微软雅黑" w:eastAsia="微软雅黑"/>
+                <w:sz w:val="19"/>
+              </w:rPr>
+              <w:t>，已内嵌 API Key，双击即用</w:t>
+            </w:r>
+          </w:p>
+        </w:tc>
+        <w:tc>
+          <w:tcPr>
+            <w:tcW w:type="dxa" w:w="2880"/>
+          </w:tcPr>
+          <w:p>
+            <w:pPr>
+              <w:spacing w:after="40"/>
+            </w:pPr>
+            <w:r/>
+            <w:r>
+              <w:rPr>
+                <w:rFonts w:ascii="微软雅黑" w:hAnsi="微软雅黑" w:eastAsia="微软雅黑"/>
+                <w:sz w:val="19"/>
+              </w:rPr>
+              <w:t xml:space="preserve">❌ </w:t>
+            </w:r>
+            <w:r>
+              <w:rPr>
+                <w:rFonts w:ascii="微软雅黑" w:hAnsi="微软雅黑" w:eastAsia="微软雅黑"/>
+                <w:b/>
+                <w:sz w:val="19"/>
+              </w:rPr>
+              <w:t>不提交</w:t>
+            </w:r>
+            <w:r>
+              <w:rPr>
+                <w:rFonts w:ascii="微软雅黑" w:hAnsi="微软雅黑" w:eastAsia="微软雅黑"/>
+                <w:sz w:val="19"/>
+              </w:rPr>
+              <w:t>（在 .gitignore 里）</w:t>
+            </w:r>
+          </w:p>
+        </w:tc>
+      </w:tr>
+      <w:tr>
+        <w:tc>
+          <w:tcPr>
+            <w:tcW w:type="dxa" w:w="2880"/>
+          </w:tcPr>
+          <w:p>
+            <w:pPr>
+              <w:spacing w:after="40"/>
+            </w:pPr>
+            <w:r/>
+            <w:r>
+              <w:rPr>
+                <w:rFonts w:ascii="微软雅黑" w:hAnsi="微软雅黑" w:eastAsia="微软雅黑"/>
+                <w:sz w:val="19"/>
+              </w:rPr>
+              <w:t>`问数Agent.html`</w:t>
+            </w:r>
+          </w:p>
+        </w:tc>
+        <w:tc>
+          <w:tcPr>
+            <w:tcW w:type="dxa" w:w="2880"/>
+          </w:tcPr>
+          <w:p>
+            <w:pPr>
+              <w:spacing w:after="40"/>
+            </w:pPr>
+            <w:r/>
+            <w:r>
+              <w:rPr>
+                <w:rFonts w:ascii="微软雅黑" w:hAnsi="微软雅黑" w:eastAsia="微软雅黑"/>
+                <w:sz w:val="19"/>
+              </w:rPr>
+              <w:t>给别人看的版本，</w:t>
+            </w:r>
+            <w:r>
+              <w:rPr>
+                <w:rFonts w:ascii="微软雅黑" w:hAnsi="微软雅黑" w:eastAsia="微软雅黑"/>
+                <w:b/>
+                <w:sz w:val="19"/>
+              </w:rPr>
+              <w:t>不含任何 Key</w:t>
+            </w:r>
+            <w:r>
+              <w:rPr>
+                <w:rFonts w:ascii="微软雅黑" w:hAnsi="微软雅黑" w:eastAsia="微软雅黑"/>
+                <w:sz w:val="19"/>
+              </w:rPr>
+              <w:t>，双击后自己填</w:t>
+            </w:r>
+          </w:p>
+        </w:tc>
+        <w:tc>
+          <w:tcPr>
+            <w:tcW w:type="dxa" w:w="2880"/>
+          </w:tcPr>
+          <w:p>
+            <w:pPr>
+              <w:spacing w:after="40"/>
+            </w:pPr>
+            <w:r/>
+            <w:r>
+              <w:rPr>
+                <w:rFonts w:ascii="微软雅黑" w:hAnsi="微软雅黑" w:eastAsia="微软雅黑"/>
+                <w:sz w:val="19"/>
+              </w:rPr>
+              <w:t>✅ 提交</w:t>
+            </w:r>
+          </w:p>
+        </w:tc>
+      </w:tr>
+    </w:tbl>
+    <w:p/>
     <w:p>
       <w:r>
         <w:rPr>
           <w:rFonts w:ascii="微软雅黑" w:hAnsi="微软雅黑" w:eastAsia="微软雅黑"/>
         </w:rPr>
-        <w:t>数据（4,375 条内容）、Excel 生成库、全部逻辑都已经内嵌进去，</w:t>
-      </w:r>
-      <w:r>
-        <w:rPr>
-          <w:rFonts w:ascii="微软雅黑" w:hAnsi="微软雅黑" w:eastAsia="微软雅黑"/>
-          <w:b/>
-        </w:rPr>
-        <w:t>断网也能跑</w:t>
-      </w:r>
-      <w:r>
-        <w:rPr>
-          <w:rFonts w:ascii="微软雅黑" w:hAnsi="微软雅黑" w:eastAsia="微软雅黑"/>
-        </w:rPr>
-        <w:t>。</w:t>
+        <w:t>两个文件都必须先由构建脚本生成：</w:t>
       </w:r>
     </w:p>
     <w:p>
       <w:pPr>
+        <w:spacing w:before="80" w:after="160"/>
         <w:ind w:left="340"/>
       </w:pPr>
       <w:r>
         <w:rPr>
-          <w:rFonts w:ascii="微软雅黑" w:hAnsi="微软雅黑" w:eastAsia="微软雅黑"/>
-          <w:b/>
-          <w:i/>
-          <w:color w:val="606060"/>
-          <w:sz w:val="20"/>
+          <w:rFonts w:ascii="Consolas" w:hAnsi="Consolas" w:eastAsia="微软雅黑"/>
+          <w:color w:val="1F3864"/>
+          <w:sz w:val="19"/>
         </w:rPr>
-        <w:t>结果形式</w:t>
-      </w:r>
-      <w:r>
-        <w:rPr>
-          <w:rFonts w:ascii="微软雅黑" w:hAnsi="微软雅黑" w:eastAsia="微软雅黑"/>
-          <w:i/>
-          <w:color w:val="606060"/>
-          <w:sz w:val="20"/>
-        </w:rPr>
-        <w:t>：指标卡 → 内联 SVG 图 → 标签页（结果解读 / 明细表 / 说明与数据性质）</w:t>
+        <w:t>python agent/src/build_agent.py</w:t>
       </w:r>
     </w:p>
     <w:p>
@@ -161,7 +371,7 @@
           <w:color w:val="606060"/>
           <w:sz w:val="20"/>
         </w:rPr>
-        <w:t xml:space="preserve">→ Agent 解读 → </w:t>
+        <w:t xml:space="preserve">⚠️ </w:t>
       </w:r>
       <w:r>
         <w:rPr>
@@ -171,16 +381,7 @@
           <w:color w:val="606060"/>
           <w:sz w:val="20"/>
         </w:rPr>
-        <w:t>一键下载 Excel</w:t>
-      </w:r>
-      <w:r>
-        <w:rPr>
-          <w:rFonts w:ascii="微软雅黑" w:hAnsi="微软雅黑" w:eastAsia="微软雅黑"/>
-          <w:i/>
-          <w:color w:val="606060"/>
-          <w:sz w:val="20"/>
-        </w:rPr>
-        <w:t>。</w:t>
+        <w:t>为什么必须分成两个文件</w:t>
       </w:r>
     </w:p>
     <w:p>
@@ -194,26 +395,7 @@
           <w:color w:val="606060"/>
           <w:sz w:val="20"/>
         </w:rPr>
-        <w:t>导出的工作簿</w:t>
-      </w:r>
-      <w:r>
-        <w:rPr>
-          <w:rFonts w:ascii="微软雅黑" w:hAnsi="微软雅黑" w:eastAsia="微软雅黑"/>
-          <w:b/>
-          <w:i/>
-          <w:color w:val="606060"/>
-          <w:sz w:val="20"/>
-        </w:rPr>
-        <w:t>第 1 张永远是「说明与数据性质」</w:t>
-      </w:r>
-      <w:r>
-        <w:rPr>
-          <w:rFonts w:ascii="微软雅黑" w:hAnsi="微软雅黑" w:eastAsia="微软雅黑"/>
-          <w:i/>
-          <w:color w:val="606060"/>
-          <w:sz w:val="20"/>
-        </w:rPr>
-        <w:t>（抽样方式、标注质量、已知噪声、口径纪律），</w:t>
+        <w:t>API Key 一旦进了公开仓库，几分钟内就会被爬虫扫走盗用。</w:t>
       </w:r>
     </w:p>
     <w:p>
@@ -227,7 +409,40 @@
           <w:color w:val="606060"/>
           <w:sz w:val="20"/>
         </w:rPr>
-        <w:t>后面才是结果解读与全部明细表——这样任何人拿到文件都能看懂"哪些能用、哪些不能"。</w:t>
+        <w:t>所以「本机演示用」和「可以给别人看」在物理上就是两个文件——</w:t>
+      </w:r>
+    </w:p>
+    <w:p>
+      <w:pPr>
+        <w:ind w:left="340"/>
+      </w:pPr>
+      <w:r>
+        <w:rPr>
+          <w:rFonts w:ascii="微软雅黑" w:hAnsi="微软雅黑" w:eastAsia="微软雅黑"/>
+          <w:i/>
+          <w:color w:val="606060"/>
+          <w:sz w:val="20"/>
+        </w:rPr>
+        <w:t>构建脚本读项目根的 `.env`（已 gitignore）来注入 Key，</w:t>
+      </w:r>
+      <w:r>
+        <w:rPr>
+          <w:rFonts w:ascii="微软雅黑" w:hAnsi="微软雅黑" w:eastAsia="微软雅黑"/>
+          <w:b/>
+          <w:i/>
+          <w:color w:val="606060"/>
+          <w:sz w:val="20"/>
+        </w:rPr>
+        <w:t>公开版注入的是空字符串</w:t>
+      </w:r>
+      <w:r>
+        <w:rPr>
+          <w:rFonts w:ascii="微软雅黑" w:hAnsi="微软雅黑" w:eastAsia="微软雅黑"/>
+          <w:i/>
+          <w:color w:val="606060"/>
+          <w:sz w:val="20"/>
+        </w:rPr>
+        <w:t>。</w:t>
       </w:r>
     </w:p>
     <w:p>
@@ -250,7 +465,83 @@
           <w:color w:val="1F3864"/>
           <w:sz w:val="30"/>
         </w:rPr>
-        <w:t>怎么用</w:t>
+        <w:t>它是怎么工作的</w:t>
+      </w:r>
+    </w:p>
+    <w:p>
+      <w:pPr>
+        <w:spacing w:before="80" w:after="160"/>
+        <w:ind w:left="340"/>
+      </w:pPr>
+      <w:r>
+        <w:rPr>
+          <w:rFonts w:ascii="Consolas" w:hAnsi="Consolas" w:eastAsia="微软雅黑"/>
+          <w:color w:val="1F3864"/>
+          <w:sz w:val="19"/>
+        </w:rPr>
+        <w:t>你的中文问题</w:t>
+        <w:br/>
+        <w:t xml:space="preserve">   ↓</w:t>
+        <w:br/>
+        <w:t>① 理解问题        把「数据字典 + 问题」交给大模型（本地不做任何判断）</w:t>
+        <w:br/>
+        <w:t xml:space="preserve">   ↓</w:t>
+        <w:br/>
+        <w:t>② 生成查询        大模型输出一个结构化查询 JSON（不是代码、也不是答案）</w:t>
+        <w:br/>
+        <w:t xml:space="preserve">   ↓</w:t>
+        <w:br/>
+        <w:t>③ 口径守卫        本地硬规则：按项目纪律收紧标签层</w:t>
+        <w:br/>
+        <w:t xml:space="preserve">   ↓</w:t>
+        <w:br/>
+        <w:t>④ 本地执行        在浏览器里对已内嵌的 4,375 条数据跑查询，数据不出本机</w:t>
+        <w:br/>
+        <w:t xml:space="preserve">   ↓</w:t>
+        <w:br/>
+        <w:t>⑤ 写结论          把结果表喂回大模型，让它写 120~220 字的解读</w:t>
+        <w:br/>
+        <w:t xml:space="preserve">   ↓</w:t>
+        <w:br/>
+        <w:t>⑥ 渲染与导出      指标卡 + 内联 SVG 图 + 标签页 + 下载 Excel 工作簿</w:t>
+      </w:r>
+    </w:p>
+    <w:p>
+      <w:r>
+        <w:rPr>
+          <w:rFonts w:ascii="微软雅黑" w:hAnsi="微软雅黑" w:eastAsia="微软雅黑"/>
+          <w:b/>
+        </w:rPr>
+        <w:t>每次提问 = 2 次大模型调用</w:t>
+      </w:r>
+      <w:r>
+        <w:rPr>
+          <w:rFonts w:ascii="微软雅黑" w:hAnsi="微软雅黑" w:eastAsia="微软雅黑"/>
+        </w:rPr>
+        <w:t>（生成查询、写结论），实测单次约 2~3 秒。</w:t>
+      </w:r>
+    </w:p>
+    <w:p>
+      <w:pPr>
+        <w:spacing w:before="160" w:after="120"/>
+      </w:pPr>
+      <w:r>
+        <w:rPr>
+          <w:rFonts w:ascii="微软雅黑" w:hAnsi="微软雅黑" w:eastAsia="微软雅黑"/>
+          <w:b/>
+          <w:color w:val="2E5C9A"/>
+          <w:sz w:val="26"/>
+        </w:rPr>
+        <w:t>三个设计上的关键决定</w:t>
+      </w:r>
+    </w:p>
+    <w:p>
+      <w:r>
+        <w:rPr>
+          <w:rFonts w:ascii="微软雅黑" w:hAnsi="微软雅黑" w:eastAsia="微软雅黑"/>
+          <w:b/>
+        </w:rPr>
+        <w:t>1）大模型只能输出「结构化查询」，不能写代码、不能直接给数字</w:t>
       </w:r>
     </w:p>
     <w:p>
@@ -258,7 +549,551 @@
         <w:rPr>
           <w:rFonts w:ascii="微软雅黑" w:hAnsi="微软雅黑" w:eastAsia="微软雅黑"/>
         </w:rPr>
-        <w:t>在输入框里用中文提问，或者点下面的示例问题。比如：</w:t>
+        <w:t>查询的字段、指标、分组维度、图表类型</w:t>
+      </w:r>
+      <w:r>
+        <w:rPr>
+          <w:rFonts w:ascii="微软雅黑" w:hAnsi="微软雅黑" w:eastAsia="微软雅黑"/>
+          <w:b/>
+        </w:rPr>
+        <w:t>全部走白名单</w:t>
+      </w:r>
+      <w:r>
+        <w:rPr>
+          <w:rFonts w:ascii="微软雅黑" w:hAnsi="微软雅黑" w:eastAsia="微软雅黑"/>
+        </w:rPr>
+        <w:t>：</w:t>
+      </w:r>
+    </w:p>
+    <w:p>
+      <w:pPr>
+        <w:pStyle w:val="ListBullet"/>
+        <w:spacing w:after="60"/>
+      </w:pPr>
+      <w:r>
+        <w:rPr>
+          <w:rFonts w:ascii="微软雅黑" w:hAnsi="微软雅黑" w:eastAsia="微软雅黑"/>
+        </w:rPr>
+        <w:t>分组维度：`label / pline / cat / brands / pains / scenes / fmt / kw / year / official / duration_bin / tier`</w:t>
+      </w:r>
+    </w:p>
+    <w:p>
+      <w:pPr>
+        <w:pStyle w:val="ListBullet"/>
+        <w:spacing w:after="60"/>
+      </w:pPr>
+      <w:r>
+        <w:rPr>
+          <w:rFonts w:ascii="微软雅黑" w:hAnsi="微软雅黑" w:eastAsia="微软雅黑"/>
+        </w:rPr>
+        <w:t>指标：`count / play_median / play_mean / interact_mean / fav_rate_mean / like_median / dm_per_1k / creators / official_share`</w:t>
+      </w:r>
+    </w:p>
+    <w:p>
+      <w:pPr>
+        <w:pStyle w:val="ListBullet"/>
+        <w:spacing w:after="60"/>
+      </w:pPr>
+      <w:r>
+        <w:rPr>
+          <w:rFonts w:ascii="微软雅黑" w:hAnsi="微软雅黑" w:eastAsia="微软雅黑"/>
+        </w:rPr>
+        <w:t>筛选字段：`label / pline / cat / brands / pains / scenes / fmt / kw / official / year_min / year_max / duration_min / duration_max / play_min / title_contains`</w:t>
+      </w:r>
+    </w:p>
+    <w:p>
+      <w:r>
+        <w:rPr>
+          <w:rFonts w:ascii="微软雅黑" w:hAnsi="微软雅黑" w:eastAsia="微软雅黑"/>
+        </w:rPr>
+        <w:t>模型给出的任何白名单之外的字段都会被</w:t>
+      </w:r>
+      <w:r>
+        <w:rPr>
+          <w:rFonts w:ascii="微软雅黑" w:hAnsi="微软雅黑" w:eastAsia="微软雅黑"/>
+          <w:b/>
+        </w:rPr>
+        <w:t>本地剥离并记入「口径守卫」</w:t>
+      </w:r>
+      <w:r>
+        <w:rPr>
+          <w:rFonts w:ascii="微软雅黑" w:hAnsi="微软雅黑" w:eastAsia="微软雅黑"/>
+        </w:rPr>
+        <w:t>。</w:t>
+      </w:r>
+    </w:p>
+    <w:p>
+      <w:r>
+        <w:rPr>
+          <w:rFonts w:ascii="微软雅黑" w:hAnsi="微软雅黑" w:eastAsia="微软雅黑"/>
+        </w:rPr>
+        <w:t>这样就从结构上排除了</w:t>
+      </w:r>
+      <w:r>
+        <w:rPr>
+          <w:rFonts w:ascii="微软雅黑" w:hAnsi="微软雅黑" w:eastAsia="微软雅黑"/>
+          <w:b/>
+        </w:rPr>
+        <w:t>提示词注入</w:t>
+      </w:r>
+      <w:r>
+        <w:rPr>
+          <w:rFonts w:ascii="微软雅黑" w:hAnsi="微软雅黑" w:eastAsia="微软雅黑"/>
+        </w:rPr>
+        <w:t>和</w:t>
+      </w:r>
+      <w:r>
+        <w:rPr>
+          <w:rFonts w:ascii="微软雅黑" w:hAnsi="微软雅黑" w:eastAsia="微软雅黑"/>
+          <w:b/>
+        </w:rPr>
+        <w:t>数值幻觉</w:t>
+      </w:r>
+      <w:r>
+        <w:rPr>
+          <w:rFonts w:ascii="微软雅黑" w:hAnsi="微软雅黑" w:eastAsia="微软雅黑"/>
+        </w:rPr>
+        <w:t>——所有数字都是本地算出来的。</w:t>
+      </w:r>
+    </w:p>
+    <w:p>
+      <w:r>
+        <w:rPr>
+          <w:rFonts w:ascii="微软雅黑" w:hAnsi="微软雅黑" w:eastAsia="微软雅黑"/>
+          <w:b/>
+        </w:rPr>
+        <w:t>2）「口径守卫」是本项目独有的业务纪律，而且是本地硬规则</w:t>
+      </w:r>
+    </w:p>
+    <w:p>
+      <w:r>
+        <w:rPr>
+          <w:rFonts w:ascii="微软雅黑" w:hAnsi="微软雅黑" w:eastAsia="微软雅黑"/>
+        </w:rPr>
+        <w:t>项目里有一条分析纪律，Agent 用</w:t>
+      </w:r>
+      <w:r>
+        <w:rPr>
+          <w:rFonts w:ascii="微软雅黑" w:hAnsi="微软雅黑" w:eastAsia="微软雅黑"/>
+          <w:b/>
+        </w:rPr>
+        <w:t>代码</w:t>
+      </w:r>
+      <w:r>
+        <w:rPr>
+          <w:rFonts w:ascii="微软雅黑" w:hAnsi="微软雅黑" w:eastAsia="微软雅黑"/>
+        </w:rPr>
+        <w:t>落实，不指望模型自觉：</w:t>
+      </w:r>
+    </w:p>
+    <w:tbl>
+      <w:tblPr>
+        <w:tblStyle w:val="LightGrid-Accent1"/>
+        <w:tblW w:type="auto" w:w="0"/>
+        <w:tblLook w:firstColumn="1" w:firstRow="1" w:lastColumn="0" w:lastRow="0" w:noHBand="0" w:noVBand="1" w:val="04A0"/>
+      </w:tblPr>
+      <w:tblGrid>
+        <w:gridCol w:w="2880"/>
+        <w:gridCol w:w="2880"/>
+        <w:gridCol w:w="2880"/>
+      </w:tblGrid>
+      <w:tr>
+        <w:tc>
+          <w:tcPr>
+            <w:tcW w:type="dxa" w:w="2880"/>
+          </w:tcPr>
+          <w:p>
+            <w:pPr>
+              <w:spacing w:after="40"/>
+            </w:pPr>
+            <w:r/>
+            <w:r>
+              <w:rPr>
+                <w:rFonts w:ascii="微软雅黑" w:hAnsi="微软雅黑" w:eastAsia="微软雅黑"/>
+                <w:b/>
+                <w:sz w:val="19"/>
+              </w:rPr>
+              <w:t>分组维度</w:t>
+            </w:r>
+          </w:p>
+        </w:tc>
+        <w:tc>
+          <w:tcPr>
+            <w:tcW w:type="dxa" w:w="2880"/>
+          </w:tcPr>
+          <w:p>
+            <w:pPr>
+              <w:spacing w:after="40"/>
+            </w:pPr>
+            <w:r/>
+            <w:r>
+              <w:rPr>
+                <w:rFonts w:ascii="微软雅黑" w:hAnsi="微软雅黑" w:eastAsia="微软雅黑"/>
+                <w:b/>
+                <w:sz w:val="19"/>
+              </w:rPr>
+              <w:t>允许的标签层</w:t>
+            </w:r>
+          </w:p>
+        </w:tc>
+        <w:tc>
+          <w:tcPr>
+            <w:tcW w:type="dxa" w:w="2880"/>
+          </w:tcPr>
+          <w:p>
+            <w:pPr>
+              <w:spacing w:after="40"/>
+            </w:pPr>
+            <w:r/>
+            <w:r>
+              <w:rPr>
+                <w:rFonts w:ascii="微软雅黑" w:hAnsi="微软雅黑" w:eastAsia="微软雅黑"/>
+                <w:b/>
+                <w:sz w:val="19"/>
+              </w:rPr>
+              <w:t>理由</w:t>
+            </w:r>
+          </w:p>
+        </w:tc>
+      </w:tr>
+      <w:tr>
+        <w:tc>
+          <w:tcPr>
+            <w:tcW w:type="dxa" w:w="2880"/>
+          </w:tcPr>
+          <w:p>
+            <w:pPr>
+              <w:spacing w:after="40"/>
+            </w:pPr>
+            <w:r/>
+            <w:r>
+              <w:rPr>
+                <w:rFonts w:ascii="微软雅黑" w:hAnsi="微软雅黑" w:eastAsia="微软雅黑"/>
+                <w:sz w:val="19"/>
+              </w:rPr>
+              <w:t>产品线 / 品牌</w:t>
+            </w:r>
+          </w:p>
+        </w:tc>
+        <w:tc>
+          <w:tcPr>
+            <w:tcW w:type="dxa" w:w="2880"/>
+          </w:tcPr>
+          <w:p>
+            <w:pPr>
+              <w:spacing w:after="40"/>
+            </w:pPr>
+            <w:r/>
+            <w:r>
+              <w:rPr>
+                <w:rFonts w:ascii="微软雅黑" w:hAnsi="微软雅黑" w:eastAsia="微软雅黑"/>
+                <w:b/>
+                <w:sz w:val="19"/>
+              </w:rPr>
+              <w:t>只用 A 级</w:t>
+            </w:r>
+          </w:p>
+        </w:tc>
+        <w:tc>
+          <w:tcPr>
+            <w:tcW w:type="dxa" w:w="2880"/>
+          </w:tcPr>
+          <w:p>
+            <w:pPr>
+              <w:spacing w:after="40"/>
+            </w:pPr>
+            <w:r/>
+            <w:r>
+              <w:rPr>
+                <w:rFonts w:ascii="微软雅黑" w:hAnsi="微软雅黑" w:eastAsia="微软雅黑"/>
+                <w:sz w:val="19"/>
+              </w:rPr>
+              <w:t>C 级的萌宠日常不是产品讨论，混进来结论就失真</w:t>
+            </w:r>
+          </w:p>
+        </w:tc>
+      </w:tr>
+      <w:tr>
+        <w:tc>
+          <w:tcPr>
+            <w:tcW w:type="dxa" w:w="2880"/>
+          </w:tcPr>
+          <w:p>
+            <w:pPr>
+              <w:spacing w:after="40"/>
+            </w:pPr>
+            <w:r/>
+            <w:r>
+              <w:rPr>
+                <w:rFonts w:ascii="微软雅黑" w:hAnsi="微软雅黑" w:eastAsia="微软雅黑"/>
+                <w:sz w:val="19"/>
+              </w:rPr>
+              <w:t>痛点 / 场景</w:t>
+            </w:r>
+          </w:p>
+        </w:tc>
+        <w:tc>
+          <w:tcPr>
+            <w:tcW w:type="dxa" w:w="2880"/>
+          </w:tcPr>
+          <w:p>
+            <w:pPr>
+              <w:spacing w:after="40"/>
+            </w:pPr>
+            <w:r/>
+            <w:r>
+              <w:rPr>
+                <w:rFonts w:ascii="微软雅黑" w:hAnsi="微软雅黑" w:eastAsia="微软雅黑"/>
+                <w:b/>
+                <w:sz w:val="19"/>
+              </w:rPr>
+              <w:t>A + B + C</w:t>
+            </w:r>
+          </w:p>
+        </w:tc>
+        <w:tc>
+          <w:tcPr>
+            <w:tcW w:type="dxa" w:w="2880"/>
+          </w:tcPr>
+          <w:p>
+            <w:pPr>
+              <w:spacing w:after="40"/>
+            </w:pPr>
+            <w:r/>
+            <w:r>
+              <w:rPr>
+                <w:rFonts w:ascii="微软雅黑" w:hAnsi="微软雅黑" w:eastAsia="微软雅黑"/>
+                <w:sz w:val="19"/>
+              </w:rPr>
+              <w:t>需求既来自产品吐槽，也来自耗材与养护语境；剔除 N 级（非宠物）</w:t>
+            </w:r>
+          </w:p>
+        </w:tc>
+      </w:tr>
+      <w:tr>
+        <w:tc>
+          <w:tcPr>
+            <w:tcW w:type="dxa" w:w="2880"/>
+          </w:tcPr>
+          <w:p>
+            <w:pPr>
+              <w:spacing w:after="40"/>
+            </w:pPr>
+            <w:r/>
+            <w:r>
+              <w:rPr>
+                <w:rFonts w:ascii="微软雅黑" w:hAnsi="微软雅黑" w:eastAsia="微软雅黑"/>
+                <w:sz w:val="19"/>
+              </w:rPr>
+              <w:t>内容形态 / 时长 / 创作者分层</w:t>
+            </w:r>
+          </w:p>
+        </w:tc>
+        <w:tc>
+          <w:tcPr>
+            <w:tcW w:type="dxa" w:w="2880"/>
+          </w:tcPr>
+          <w:p>
+            <w:pPr>
+              <w:spacing w:after="40"/>
+            </w:pPr>
+            <w:r/>
+            <w:r>
+              <w:rPr>
+                <w:rFonts w:ascii="微软雅黑" w:hAnsi="微软雅黑" w:eastAsia="微软雅黑"/>
+                <w:b/>
+                <w:sz w:val="19"/>
+              </w:rPr>
+              <w:t>A + B</w:t>
+            </w:r>
+          </w:p>
+        </w:tc>
+        <w:tc>
+          <w:tcPr>
+            <w:tcW w:type="dxa" w:w="2880"/>
+          </w:tcPr>
+          <w:p>
+            <w:pPr>
+              <w:spacing w:after="40"/>
+            </w:pPr>
+            <w:r/>
+            <w:r>
+              <w:rPr>
+                <w:rFonts w:ascii="微软雅黑" w:hAnsi="微软雅黑" w:eastAsia="微软雅黑"/>
+                <w:sz w:val="19"/>
+              </w:rPr>
+              <w:t>内容策略针对硬件本体与耗材日用</w:t>
+            </w:r>
+          </w:p>
+        </w:tc>
+      </w:tr>
+    </w:tbl>
+    <w:p/>
+    <w:p>
+      <w:r>
+        <w:rPr>
+          <w:rFonts w:ascii="微软雅黑" w:hAnsi="微软雅黑" w:eastAsia="微软雅黑"/>
+        </w:rPr>
+        <w:t>每次运行都会显示「守卫动作」，并写进导出的 Excel。</w:t>
+      </w:r>
+    </w:p>
+    <w:p>
+      <w:r>
+        <w:rPr>
+          <w:rFonts w:ascii="微软雅黑" w:hAnsi="微软雅黑" w:eastAsia="微软雅黑"/>
+          <w:b/>
+        </w:rPr>
+        <w:t>3）规则优先不再存在——所有判断都交给大模型</w:t>
+      </w:r>
+    </w:p>
+    <w:p>
+      <w:r>
+        <w:rPr>
+          <w:rFonts w:ascii="微软雅黑" w:hAnsi="微软雅黑" w:eastAsia="微软雅黑"/>
+        </w:rPr>
+        <w:t>上一版有 15 个预定义操作 + 12 个预置答案。这一版</w:t>
+      </w:r>
+      <w:r>
+        <w:rPr>
+          <w:rFonts w:ascii="微软雅黑" w:hAnsi="微软雅黑" w:eastAsia="微软雅黑"/>
+          <w:b/>
+        </w:rPr>
+        <w:t>全部删掉</w:t>
+      </w:r>
+      <w:r>
+        <w:rPr>
+          <w:rFonts w:ascii="微软雅黑" w:hAnsi="微软雅黑" w:eastAsia="微软雅黑"/>
+        </w:rPr>
+        <w:t>：</w:t>
+      </w:r>
+    </w:p>
+    <w:p>
+      <w:r>
+        <w:rPr>
+          <w:rFonts w:ascii="微软雅黑" w:hAnsi="微软雅黑" w:eastAsia="微软雅黑"/>
+        </w:rPr>
+        <w:t>没有预置问题、没有缓存答案，模型每次现算要查什么。</w:t>
+      </w:r>
+    </w:p>
+    <w:p>
+      <w:r>
+        <w:rPr>
+          <w:rFonts w:ascii="微软雅黑" w:hAnsi="微软雅黑" w:eastAsia="微软雅黑"/>
+        </w:rPr>
+        <w:t>换来的是覆盖面（问法不受限）和真实感（真的是 Agent 在工作）。</w:t>
+      </w:r>
+    </w:p>
+    <w:p>
+      <w:r>
+        <w:rPr>
+          <w:rFonts w:ascii="微软雅黑" w:hAnsi="微软雅黑" w:eastAsia="微软雅黑"/>
+          <w:color w:val="C0C0C0"/>
+        </w:rPr>
+        <w:t>────────────────────────────────────────</w:t>
+      </w:r>
+    </w:p>
+    <w:p>
+      <w:pPr>
+        <w:spacing w:before="240" w:after="120"/>
+      </w:pPr>
+      <w:r>
+        <w:rPr>
+          <w:rFonts w:ascii="微软雅黑" w:hAnsi="微软雅黑" w:eastAsia="微软雅黑"/>
+          <w:b/>
+          <w:color w:val="1F3864"/>
+          <w:sz w:val="30"/>
+        </w:rPr>
+        <w:t>评测与自检</w:t>
+      </w:r>
+    </w:p>
+    <w:p>
+      <w:pPr>
+        <w:spacing w:before="80" w:after="160"/>
+        <w:ind w:left="340"/>
+      </w:pPr>
+      <w:r>
+        <w:rPr>
+          <w:rFonts w:ascii="Consolas" w:hAnsi="Consolas" w:eastAsia="微软雅黑"/>
+          <w:color w:val="1F3864"/>
+          <w:sz w:val="19"/>
+        </w:rPr>
+        <w:t>node agent/eval/e2e_check.js</w:t>
+      </w:r>
+    </w:p>
+    <w:p>
+      <w:r>
+        <w:rPr>
+          <w:rFonts w:ascii="微软雅黑" w:hAnsi="微软雅黑" w:eastAsia="微软雅黑"/>
+          <w:b/>
+        </w:rPr>
+        <w:t>最近一次结果：5/5 通过</w:t>
+      </w:r>
+      <w:r>
+        <w:rPr>
+          <w:rFonts w:ascii="微软雅黑" w:hAnsi="微软雅黑" w:eastAsia="微软雅黑"/>
+        </w:rPr>
+        <w:t>（真实调用大模型）</w:t>
+      </w:r>
+    </w:p>
+    <w:p>
+      <w:pPr>
+        <w:spacing w:before="80" w:after="160"/>
+        <w:ind w:left="340"/>
+      </w:pPr>
+      <w:r>
+        <w:rPr>
+          <w:rFonts w:ascii="Consolas" w:hAnsi="Consolas" w:eastAsia="微软雅黑"/>
+          <w:color w:val="1F3864"/>
+          <w:sz w:val="19"/>
+        </w:rPr>
+        <w:t>PASS  哪条产品线的内容互动率最高？    阶段=6 命中=1377 组= 9 SVG=有 表=有 (3.1s)</w:t>
+        <w:br/>
+        <w:t>PASS  小佩和竞品的官方内容效率差多少？  阶段=6 命中= 154 组= 3 SVG=有 表=有 (2.8s)</w:t>
+        <w:br/>
+        <w:t>PASS  哪个痛点播放量高但内容还不多？   阶段=6 命中=3545 组=13 SVG=有 表=有 (2.3s)</w:t>
+        <w:br/>
+        <w:t>PASS  内容量这几年是怎么变的？        阶段=6 命中=4375 组=12 SVG=有 表=有 (2.7s)</w:t>
+        <w:br/>
+        <w:t>PASS  Excel 工作簿结构正确（说明与数据性质 | AI 解读 | 查询与口径 | 结果表）</w:t>
+      </w:r>
+    </w:p>
+    <w:p>
+      <w:r>
+        <w:rPr>
+          <w:rFonts w:ascii="微软雅黑" w:hAnsi="微软雅黑" w:eastAsia="微软雅黑"/>
+        </w:rPr>
+        <w:t>自检会检查：6 个阶段是否跑完、是否出 SVG 图、结果表是否有内容、`.gitignore`</w:t>
+      </w:r>
+    </w:p>
+    <w:p>
+      <w:r>
+        <w:rPr>
+          <w:rFonts w:ascii="微软雅黑" w:hAnsi="微软雅黑" w:eastAsia="微软雅黑"/>
+        </w:rPr>
+        <w:t>有没有漏、以及导出的工作簿结构。</w:t>
+      </w:r>
+    </w:p>
+    <w:p>
+      <w:r>
+        <w:rPr>
+          <w:rFonts w:ascii="微软雅黑" w:hAnsi="微软雅黑" w:eastAsia="微软雅黑"/>
+          <w:color w:val="C0C0C0"/>
+        </w:rPr>
+        <w:t>────────────────────────────────────────</w:t>
+      </w:r>
+    </w:p>
+    <w:p>
+      <w:pPr>
+        <w:spacing w:before="240" w:after="120"/>
+      </w:pPr>
+      <w:r>
+        <w:rPr>
+          <w:rFonts w:ascii="微软雅黑" w:hAnsi="微软雅黑" w:eastAsia="微软雅黑"/>
+          <w:b/>
+          <w:color w:val="1F3864"/>
+          <w:sz w:val="30"/>
+        </w:rPr>
+        <w:t>导出的 Excel 长什么样</w:t>
       </w:r>
     </w:p>
     <w:tbl>
@@ -287,7 +1122,7 @@
                 <w:b/>
                 <w:sz w:val="19"/>
               </w:rPr>
-              <w:t>你可以这样问</w:t>
+              <w:t>工作表</w:t>
             </w:r>
           </w:p>
         </w:tc>
@@ -306,910 +1141,7 @@
                 <w:b/>
                 <w:sz w:val="19"/>
               </w:rPr>
-              <w:t>Agent 会做的事</w:t>
-            </w:r>
-          </w:p>
-        </w:tc>
-      </w:tr>
-      <w:tr>
-        <w:tc>
-          <w:tcPr>
-            <w:tcW w:type="dxa" w:w="4320"/>
-          </w:tcPr>
-          <w:p>
-            <w:pPr>
-              <w:spacing w:after="40"/>
-            </w:pPr>
-            <w:r/>
-            <w:r>
-              <w:rPr>
-                <w:rFonts w:ascii="微软雅黑" w:hAnsi="微软雅黑" w:eastAsia="微软雅黑"/>
-                <w:sz w:val="19"/>
-              </w:rPr>
-              <w:t>哪条产品线的内容互动率最高？</w:t>
-            </w:r>
-          </w:p>
-        </w:tc>
-        <w:tc>
-          <w:tcPr>
-            <w:tcW w:type="dxa" w:w="4320"/>
-          </w:tcPr>
-          <w:p>
-            <w:pPr>
-              <w:spacing w:after="40"/>
-            </w:pPr>
-            <w:r/>
-            <w:r>
-              <w:rPr>
-                <w:rFonts w:ascii="微软雅黑" w:hAnsi="微软雅黑" w:eastAsia="微软雅黑"/>
-                <w:sz w:val="19"/>
-              </w:rPr>
-              <w:t>按 A 级记录统计各产品线互动率并排序</w:t>
-            </w:r>
-          </w:p>
-        </w:tc>
-      </w:tr>
-      <w:tr>
-        <w:tc>
-          <w:tcPr>
-            <w:tcW w:type="dxa" w:w="4320"/>
-          </w:tcPr>
-          <w:p>
-            <w:pPr>
-              <w:spacing w:after="40"/>
-            </w:pPr>
-            <w:r/>
-            <w:r>
-              <w:rPr>
-                <w:rFonts w:ascii="微软雅黑" w:hAnsi="微软雅黑" w:eastAsia="微软雅黑"/>
-                <w:sz w:val="19"/>
-              </w:rPr>
-              <w:t>小佩和竞品的官方内容差在哪？</w:t>
-            </w:r>
-          </w:p>
-        </w:tc>
-        <w:tc>
-          <w:tcPr>
-            <w:tcW w:type="dxa" w:w="4320"/>
-          </w:tcPr>
-          <w:p>
-            <w:pPr>
-              <w:spacing w:after="40"/>
-            </w:pPr>
-            <w:r/>
-            <w:r>
-              <w:rPr>
-                <w:rFonts w:ascii="微软雅黑" w:hAnsi="微软雅黑" w:eastAsia="微软雅黑"/>
-                <w:sz w:val="19"/>
-              </w:rPr>
-              <w:t>对比官方账号与达人/用户内容的效率</w:t>
-            </w:r>
-          </w:p>
-        </w:tc>
-      </w:tr>
-      <w:tr>
-        <w:tc>
-          <w:tcPr>
-            <w:tcW w:type="dxa" w:w="4320"/>
-          </w:tcPr>
-          <w:p>
-            <w:pPr>
-              <w:spacing w:after="40"/>
-            </w:pPr>
-            <w:r/>
-            <w:r>
-              <w:rPr>
-                <w:rFonts w:ascii="微软雅黑" w:hAnsi="微软雅黑" w:eastAsia="微软雅黑"/>
-                <w:sz w:val="19"/>
-              </w:rPr>
-              <w:t>哪个痛点播放量高但内容还不多？</w:t>
-            </w:r>
-          </w:p>
-        </w:tc>
-        <w:tc>
-          <w:tcPr>
-            <w:tcW w:type="dxa" w:w="4320"/>
-          </w:tcPr>
-          <w:p>
-            <w:pPr>
-              <w:spacing w:after="40"/>
-            </w:pPr>
-            <w:r/>
-            <w:r>
-              <w:rPr>
-                <w:rFonts w:ascii="微软雅黑" w:hAnsi="微软雅黑" w:eastAsia="微软雅黑"/>
-                <w:sz w:val="19"/>
-              </w:rPr>
-              <w:t>出「内容量 × 播放中位数」散点，找机会点</w:t>
-            </w:r>
-          </w:p>
-        </w:tc>
-      </w:tr>
-      <w:tr>
-        <w:tc>
-          <w:tcPr>
-            <w:tcW w:type="dxa" w:w="4320"/>
-          </w:tcPr>
-          <w:p>
-            <w:pPr>
-              <w:spacing w:after="40"/>
-            </w:pPr>
-            <w:r/>
-            <w:r>
-              <w:rPr>
-                <w:rFonts w:ascii="微软雅黑" w:hAnsi="微软雅黑" w:eastAsia="微软雅黑"/>
-                <w:sz w:val="19"/>
-              </w:rPr>
-              <w:t>视频做多长效果更好</w:t>
-            </w:r>
-          </w:p>
-        </w:tc>
-        <w:tc>
-          <w:tcPr>
-            <w:tcW w:type="dxa" w:w="4320"/>
-          </w:tcPr>
-          <w:p>
-            <w:pPr>
-              <w:spacing w:after="40"/>
-            </w:pPr>
-            <w:r/>
-            <w:r>
-              <w:rPr>
-                <w:rFonts w:ascii="微软雅黑" w:hAnsi="微软雅黑" w:eastAsia="微软雅黑"/>
-                <w:sz w:val="19"/>
-              </w:rPr>
-              <w:t>按 &lt;1min / 1-3 / 3-10 / &gt;10min 分档对比</w:t>
-            </w:r>
-          </w:p>
-        </w:tc>
-      </w:tr>
-      <w:tr>
-        <w:tc>
-          <w:tcPr>
-            <w:tcW w:type="dxa" w:w="4320"/>
-          </w:tcPr>
-          <w:p>
-            <w:pPr>
-              <w:spacing w:after="40"/>
-            </w:pPr>
-            <w:r/>
-            <w:r>
-              <w:rPr>
-                <w:rFonts w:ascii="微软雅黑" w:hAnsi="微软雅黑" w:eastAsia="微软雅黑"/>
-                <w:sz w:val="19"/>
-              </w:rPr>
-              <w:t>猫砂盆有多少条内容</w:t>
-            </w:r>
-          </w:p>
-        </w:tc>
-        <w:tc>
-          <w:tcPr>
-            <w:tcW w:type="dxa" w:w="4320"/>
-          </w:tcPr>
-          <w:p>
-            <w:pPr>
-              <w:spacing w:after="40"/>
-            </w:pPr>
-            <w:r/>
-            <w:r>
-              <w:rPr>
-                <w:rFonts w:ascii="微软雅黑" w:hAnsi="微软雅黑" w:eastAsia="微软雅黑"/>
-                <w:sz w:val="19"/>
-              </w:rPr>
-              <w:t>按条件计数并给明细</w:t>
-            </w:r>
-          </w:p>
-        </w:tc>
-      </w:tr>
-      <w:tr>
-        <w:tc>
-          <w:tcPr>
-            <w:tcW w:type="dxa" w:w="4320"/>
-          </w:tcPr>
-          <w:p>
-            <w:pPr>
-              <w:spacing w:after="40"/>
-            </w:pPr>
-            <w:r/>
-            <w:r>
-              <w:rPr>
-                <w:rFonts w:ascii="微软雅黑" w:hAnsi="微软雅黑" w:eastAsia="微软雅黑"/>
-                <w:sz w:val="19"/>
-              </w:rPr>
-              <w:t>小佩和霍曼哪个互动更好</w:t>
-            </w:r>
-          </w:p>
-        </w:tc>
-        <w:tc>
-          <w:tcPr>
-            <w:tcW w:type="dxa" w:w="4320"/>
-          </w:tcPr>
-          <w:p>
-            <w:pPr>
-              <w:spacing w:after="40"/>
-            </w:pPr>
-            <w:r/>
-            <w:r>
-              <w:rPr>
-                <w:rFonts w:ascii="微软雅黑" w:hAnsi="微软雅黑" w:eastAsia="微软雅黑"/>
-                <w:sz w:val="19"/>
-              </w:rPr>
-              <w:t>两品牌逐项对比</w:t>
-            </w:r>
-          </w:p>
-        </w:tc>
-      </w:tr>
-    </w:tbl>
-    <w:p/>
-    <w:p>
-      <w:r>
-        <w:rPr>
-          <w:rFonts w:ascii="微软雅黑" w:hAnsi="微软雅黑" w:eastAsia="微软雅黑"/>
-          <w:b/>
-        </w:rPr>
-        <w:t>可选</w:t>
-      </w:r>
-      <w:r>
-        <w:rPr>
-          <w:rFonts w:ascii="微软雅黑" w:hAnsi="微软雅黑" w:eastAsia="微软雅黑"/>
-        </w:rPr>
-        <w:t>：在页面上填入 DeepSeek API Key，规则匹配不上的问题会交给大模型做</w:t>
-      </w:r>
-      <w:r>
-        <w:rPr>
-          <w:rFonts w:ascii="微软雅黑" w:hAnsi="微软雅黑" w:eastAsia="微软雅黑"/>
-          <w:b/>
-        </w:rPr>
-        <w:t>意图识别</w:t>
-      </w:r>
-    </w:p>
-    <w:p>
-      <w:r>
-        <w:rPr>
-          <w:rFonts w:ascii="微软雅黑" w:hAnsi="微软雅黑" w:eastAsia="微软雅黑"/>
-        </w:rPr>
-        <w:t>（只做路由，不回答业务问题本身）。不填也能用——</w:t>
-      </w:r>
-      <w:r>
-        <w:rPr>
-          <w:rFonts w:ascii="微软雅黑" w:hAnsi="微软雅黑" w:eastAsia="微软雅黑"/>
-          <w:b/>
-        </w:rPr>
-        <w:t>12 个预置问题不依赖网络</w:t>
-      </w:r>
-      <w:r>
-        <w:rPr>
-          <w:rFonts w:ascii="微软雅黑" w:hAnsi="微软雅黑" w:eastAsia="微软雅黑"/>
-        </w:rPr>
-        <w:t>。</w:t>
-      </w:r>
-    </w:p>
-    <w:p>
-      <w:r>
-        <w:rPr>
-          <w:rFonts w:ascii="微软雅黑" w:hAnsi="微软雅黑" w:eastAsia="微软雅黑"/>
-          <w:color w:val="C0C0C0"/>
-        </w:rPr>
-        <w:t>────────────────────────────────────────</w:t>
-      </w:r>
-    </w:p>
-    <w:p>
-      <w:pPr>
-        <w:spacing w:before="240" w:after="120"/>
-      </w:pPr>
-      <w:r>
-        <w:rPr>
-          <w:rFonts w:ascii="微软雅黑" w:hAnsi="微软雅黑" w:eastAsia="微软雅黑"/>
-          <w:b/>
-          <w:color w:val="1F3864"/>
-          <w:sz w:val="30"/>
-        </w:rPr>
-        <w:t>它是怎么做出来的（架构）</w:t>
-      </w:r>
-    </w:p>
-    <w:p>
-      <w:pPr>
-        <w:spacing w:before="80" w:after="160"/>
-        <w:ind w:left="340"/>
-      </w:pPr>
-      <w:r>
-        <w:rPr>
-          <w:rFonts w:ascii="Consolas" w:hAnsi="Consolas" w:eastAsia="微软雅黑"/>
-          <w:color w:val="1F3864"/>
-          <w:sz w:val="19"/>
-        </w:rPr>
-        <w:t>你的问题</w:t>
-        <w:br/>
-        <w:t xml:space="preserve">   ↓</w:t>
-        <w:br/>
-        <w:t>① 意图识别        规则打分匹配（关键词 + 实体加权）；命中不了才调大模型做路由</w:t>
-        <w:br/>
-        <w:t xml:space="preserve">   ↓</w:t>
-        <w:br/>
-        <w:t>② 操作选择        白名单校验：只能从 15 个预定义操作里选，参数逐项校验</w:t>
-        <w:br/>
-        <w:t xml:space="preserve">   ↓</w:t>
-        <w:br/>
-        <w:t>③ 口径守卫        按业务纪律过滤标签层（这是本项目独有的规则）</w:t>
-        <w:br/>
-        <w:t xml:space="preserve">   ↓</w:t>
-        <w:br/>
-        <w:t>④ 执行引擎        全部在你的浏览器里算，数据不上传</w:t>
-        <w:br/>
-        <w:t xml:space="preserve">   ↓</w:t>
-        <w:br/>
-        <w:t>⑤ 结果组装        指标卡 + 图 + 明细表 + 一句话结论</w:t>
-        <w:br/>
-        <w:t xml:space="preserve">   ↓</w:t>
-        <w:br/>
-        <w:t>⑥ 渲染与导出      可下载 CSV，用 Excel 直接打开</w:t>
-      </w:r>
-    </w:p>
-    <w:p>
-      <w:pPr>
-        <w:spacing w:before="160" w:after="120"/>
-      </w:pPr>
-      <w:r>
-        <w:rPr>
-          <w:rFonts w:ascii="微软雅黑" w:hAnsi="微软雅黑" w:eastAsia="微软雅黑"/>
-          <w:b/>
-          <w:color w:val="2E5C9A"/>
-          <w:sz w:val="26"/>
-        </w:rPr>
-        <w:t>三个设计上的关键决定</w:t>
-      </w:r>
-    </w:p>
-    <w:p>
-      <w:r>
-        <w:rPr>
-          <w:rFonts w:ascii="微软雅黑" w:hAnsi="微软雅黑" w:eastAsia="微软雅黑"/>
-          <w:b/>
-        </w:rPr>
-        <w:t>1）不让模型自由写 SQL / pandas 代码，改成「白名单操作」</w:t>
-      </w:r>
-    </w:p>
-    <w:p>
-      <w:r>
-        <w:rPr>
-          <w:rFonts w:ascii="微软雅黑" w:hAnsi="微软雅黑" w:eastAsia="微软雅黑"/>
-        </w:rPr>
-        <w:t>Agent 只能从 15 个预定义操作里挑一个、填参数，参数还会被逐项校验</w:t>
-      </w:r>
-    </w:p>
-    <w:p>
-      <w:r>
-        <w:rPr>
-          <w:rFonts w:ascii="微软雅黑" w:hAnsi="微软雅黑" w:eastAsia="微软雅黑"/>
-        </w:rPr>
-        <w:t>（枚举值、品牌表、数值范围）。这从结构上排除了「模型幻觉出一个错误查询」</w:t>
-      </w:r>
-    </w:p>
-    <w:p>
-      <w:r>
-        <w:rPr>
-          <w:rFonts w:ascii="微软雅黑" w:hAnsi="微软雅黑" w:eastAsia="微软雅黑"/>
-        </w:rPr>
-        <w:t>和「提示词注入」两类风险。</w:t>
-      </w:r>
-    </w:p>
-    <w:p>
-      <w:r>
-        <w:rPr>
-          <w:rFonts w:ascii="微软雅黑" w:hAnsi="微软雅黑" w:eastAsia="微软雅黑"/>
-          <w:b/>
-        </w:rPr>
-        <w:t>2）「口径守卫」这一层是本项目独有的</w:t>
-      </w:r>
-    </w:p>
-    <w:p>
-      <w:r>
-        <w:rPr>
-          <w:rFonts w:ascii="微软雅黑" w:hAnsi="微软雅黑" w:eastAsia="微软雅黑"/>
-        </w:rPr>
-        <w:t>项目里有一条分析纪律：</w:t>
-      </w:r>
-      <w:r>
-        <w:rPr>
-          <w:rFonts w:ascii="微软雅黑" w:hAnsi="微软雅黑" w:eastAsia="微软雅黑"/>
-          <w:b/>
-        </w:rPr>
-        <w:t>产品线与品牌结论只能用 A 级（智能硬件本体）记录</w:t>
-      </w:r>
-      <w:r>
-        <w:rPr>
-          <w:rFonts w:ascii="微软雅黑" w:hAnsi="微软雅黑" w:eastAsia="微软雅黑"/>
-        </w:rPr>
-        <w:t>，</w:t>
-      </w:r>
-    </w:p>
-    <w:p>
-      <w:r>
-        <w:rPr>
-          <w:rFonts w:ascii="微软雅黑" w:hAnsi="微软雅黑" w:eastAsia="微软雅黑"/>
-        </w:rPr>
-        <w:t>痛点/场景用 A+B+C，内容形态/时长用 A+B。</w:t>
-      </w:r>
-    </w:p>
-    <w:p>
-      <w:r>
-        <w:rPr>
-          <w:rFonts w:ascii="微软雅黑" w:hAnsi="微软雅黑" w:eastAsia="微软雅黑"/>
-        </w:rPr>
-        <w:t>Agent 把这条纪律写进了执行路径里 —— 每次运行都会显示</w:t>
-      </w:r>
-    </w:p>
-    <w:p>
-      <w:r>
-        <w:rPr>
-          <w:rFonts w:ascii="微软雅黑" w:hAnsi="微软雅黑" w:eastAsia="微软雅黑"/>
-        </w:rPr>
-        <w:t>「进入计算 N 条 / 被纪律剔除 M 条」，并说明为什么。</w:t>
-      </w:r>
-    </w:p>
-    <w:p>
-      <w:r>
-        <w:rPr>
-          <w:rFonts w:ascii="微软雅黑" w:hAnsi="微软雅黑" w:eastAsia="微软雅黑"/>
-        </w:rPr>
-        <w:t>所以它</w:t>
-      </w:r>
-      <w:r>
-        <w:rPr>
-          <w:rFonts w:ascii="微软雅黑" w:hAnsi="微软雅黑" w:eastAsia="微软雅黑"/>
-          <w:b/>
-        </w:rPr>
-        <w:t>不会</w:t>
-      </w:r>
-      <w:r>
-        <w:rPr>
-          <w:rFonts w:ascii="微软雅黑" w:hAnsi="微软雅黑" w:eastAsia="微软雅黑"/>
-        </w:rPr>
-        <w:t>把「萌宠日常」混进产品结论里。</w:t>
-      </w:r>
-    </w:p>
-    <w:p>
-      <w:r>
-        <w:rPr>
-          <w:rFonts w:ascii="微软雅黑" w:hAnsi="微软雅黑" w:eastAsia="微软雅黑"/>
-          <w:b/>
-        </w:rPr>
-        <w:t>3）规则优先、大模型兜底</w:t>
-      </w:r>
-    </w:p>
-    <w:p>
-      <w:r>
-        <w:rPr>
-          <w:rFonts w:ascii="微软雅黑" w:hAnsi="微软雅黑" w:eastAsia="微软雅黑"/>
-        </w:rPr>
-        <w:t>规则路径</w:t>
-      </w:r>
-      <w:r>
-        <w:rPr>
-          <w:rFonts w:ascii="微软雅黑" w:hAnsi="微软雅黑" w:eastAsia="微软雅黑"/>
-          <w:b/>
-        </w:rPr>
-        <w:t>完全离线</w:t>
-      </w:r>
-      <w:r>
-        <w:rPr>
-          <w:rFonts w:ascii="微软雅黑" w:hAnsi="微软雅黑" w:eastAsia="微软雅黑"/>
-        </w:rPr>
-        <w:t>，响应在毫秒级，而且行为可预测；</w:t>
-      </w:r>
-    </w:p>
-    <w:p>
-      <w:r>
-        <w:rPr>
-          <w:rFonts w:ascii="微软雅黑" w:hAnsi="微软雅黑" w:eastAsia="微软雅黑"/>
-        </w:rPr>
-        <w:t>只有规则确实匹配不上的问题才交给大模型。</w:t>
-      </w:r>
-    </w:p>
-    <w:p>
-      <w:r>
-        <w:rPr>
-          <w:rFonts w:ascii="微软雅黑" w:hAnsi="微软雅黑" w:eastAsia="微软雅黑"/>
-        </w:rPr>
-        <w:t>这也是为什么页面上写着「不填 Key 也能用」。</w:t>
-      </w:r>
-    </w:p>
-    <w:p>
-      <w:r>
-        <w:rPr>
-          <w:rFonts w:ascii="微软雅黑" w:hAnsi="微软雅黑" w:eastAsia="微软雅黑"/>
-          <w:color w:val="C0C0C0"/>
-        </w:rPr>
-        <w:t>────────────────────────────────────────</w:t>
-      </w:r>
-    </w:p>
-    <w:p>
-      <w:pPr>
-        <w:spacing w:before="240" w:after="120"/>
-      </w:pPr>
-      <w:r>
-        <w:rPr>
-          <w:rFonts w:ascii="微软雅黑" w:hAnsi="微软雅黑" w:eastAsia="微软雅黑"/>
-          <w:b/>
-          <w:color w:val="1F3864"/>
-          <w:sz w:val="30"/>
-        </w:rPr>
-        <w:t>评测：它到底有多准</w:t>
-      </w:r>
-    </w:p>
-    <w:p>
-      <w:r>
-        <w:rPr>
-          <w:rFonts w:ascii="微软雅黑" w:hAnsi="微软雅黑" w:eastAsia="微软雅黑"/>
-        </w:rPr>
-        <w:t>不做评测的 demo 只能「看起来能跑」。所以我准备了一组业务问题当测试集：</w:t>
-      </w:r>
-    </w:p>
-    <w:p>
-      <w:pPr>
-        <w:spacing w:before="80" w:after="160"/>
-        <w:ind w:left="340"/>
-      </w:pPr>
-      <w:r>
-        <w:rPr>
-          <w:rFonts w:ascii="Consolas" w:hAnsi="Consolas" w:eastAsia="微软雅黑"/>
-          <w:color w:val="1F3864"/>
-          <w:sz w:val="19"/>
-        </w:rPr>
-        <w:t>node agent/eval/eval_agent.js</w:t>
-      </w:r>
-    </w:p>
-    <w:p>
-      <w:r>
-        <w:rPr>
-          <w:rFonts w:ascii="微软雅黑" w:hAnsi="微软雅黑" w:eastAsia="微软雅黑"/>
-        </w:rPr>
-        <w:t>结果（</w:t>
-      </w:r>
-      <w:r>
-        <w:rPr>
-          <w:rFonts w:ascii="微软雅黑" w:hAnsi="微软雅黑" w:eastAsia="微软雅黑"/>
-          <w:b/>
-        </w:rPr>
-        <w:t>离线规则路径</w:t>
-      </w:r>
-      <w:r>
-        <w:rPr>
-          <w:rFonts w:ascii="微软雅黑" w:hAnsi="微软雅黑" w:eastAsia="微软雅黑"/>
-        </w:rPr>
-        <w:t>，不调大模型）：</w:t>
-      </w:r>
-    </w:p>
-    <w:tbl>
-      <w:tblPr>
-        <w:tblStyle w:val="LightGrid-Accent1"/>
-        <w:tblW w:type="auto" w:w="0"/>
-        <w:tblLook w:firstColumn="1" w:firstRow="1" w:lastColumn="0" w:lastRow="0" w:noHBand="0" w:noVBand="1" w:val="04A0"/>
-      </w:tblPr>
-      <w:tblGrid>
-        <w:gridCol w:w="4320"/>
-        <w:gridCol w:w="4320"/>
-      </w:tblGrid>
-      <w:tr>
-        <w:tc>
-          <w:tcPr>
-            <w:tcW w:type="dxa" w:w="4320"/>
-          </w:tcPr>
-          <w:p>
-            <w:pPr>
-              <w:spacing w:after="40"/>
-            </w:pPr>
-            <w:r/>
-            <w:r>
-              <w:rPr>
-                <w:rFonts w:ascii="微软雅黑" w:hAnsi="微软雅黑" w:eastAsia="微软雅黑"/>
-                <w:b/>
-                <w:sz w:val="19"/>
-              </w:rPr>
-              <w:t>指标</w:t>
-            </w:r>
-          </w:p>
-        </w:tc>
-        <w:tc>
-          <w:tcPr>
-            <w:tcW w:type="dxa" w:w="4320"/>
-          </w:tcPr>
-          <w:p>
-            <w:pPr>
-              <w:spacing w:after="40"/>
-            </w:pPr>
-            <w:r/>
-            <w:r>
-              <w:rPr>
-                <w:rFonts w:ascii="微软雅黑" w:hAnsi="微软雅黑" w:eastAsia="微软雅黑"/>
-                <w:b/>
-                <w:sz w:val="19"/>
-              </w:rPr>
-              <w:t>结果</w:t>
-            </w:r>
-          </w:p>
-        </w:tc>
-      </w:tr>
-      <w:tr>
-        <w:tc>
-          <w:tcPr>
-            <w:tcW w:type="dxa" w:w="4320"/>
-          </w:tcPr>
-          <w:p>
-            <w:pPr>
-              <w:spacing w:after="40"/>
-            </w:pPr>
-            <w:r/>
-            <w:r>
-              <w:rPr>
-                <w:rFonts w:ascii="微软雅黑" w:hAnsi="微软雅黑" w:eastAsia="微软雅黑"/>
-                <w:sz w:val="19"/>
-              </w:rPr>
-              <w:t>意图识别准确率</w:t>
-            </w:r>
-          </w:p>
-        </w:tc>
-        <w:tc>
-          <w:tcPr>
-            <w:tcW w:type="dxa" w:w="4320"/>
-          </w:tcPr>
-          <w:p>
-            <w:pPr>
-              <w:spacing w:after="40"/>
-            </w:pPr>
-            <w:r/>
-            <w:r>
-              <w:rPr>
-                <w:rFonts w:ascii="微软雅黑" w:hAnsi="微软雅黑" w:eastAsia="微软雅黑"/>
-                <w:b/>
-                <w:sz w:val="19"/>
-              </w:rPr>
-              <w:t>27/28 = 96.4%</w:t>
-            </w:r>
-          </w:p>
-        </w:tc>
-      </w:tr>
-      <w:tr>
-        <w:tc>
-          <w:tcPr>
-            <w:tcW w:type="dxa" w:w="4320"/>
-          </w:tcPr>
-          <w:p>
-            <w:pPr>
-              <w:spacing w:after="40"/>
-            </w:pPr>
-            <w:r/>
-            <w:r>
-              <w:rPr>
-                <w:rFonts w:ascii="微软雅黑" w:hAnsi="微软雅黑" w:eastAsia="微软雅黑"/>
-                <w:sz w:val="19"/>
-              </w:rPr>
-              <w:t>参数抽取准确率</w:t>
-            </w:r>
-          </w:p>
-        </w:tc>
-        <w:tc>
-          <w:tcPr>
-            <w:tcW w:type="dxa" w:w="4320"/>
-          </w:tcPr>
-          <w:p>
-            <w:pPr>
-              <w:spacing w:after="40"/>
-            </w:pPr>
-            <w:r/>
-            <w:r>
-              <w:rPr>
-                <w:rFonts w:ascii="微软雅黑" w:hAnsi="微软雅黑" w:eastAsia="微软雅黑"/>
-                <w:b/>
-                <w:sz w:val="19"/>
-              </w:rPr>
-              <w:t>28/28 = 100.0%</w:t>
-            </w:r>
-          </w:p>
-        </w:tc>
-      </w:tr>
-      <w:tr>
-        <w:tc>
-          <w:tcPr>
-            <w:tcW w:type="dxa" w:w="4320"/>
-          </w:tcPr>
-          <w:p>
-            <w:pPr>
-              <w:spacing w:after="40"/>
-            </w:pPr>
-            <w:r/>
-            <w:r>
-              <w:rPr>
-                <w:rFonts w:ascii="微软雅黑" w:hAnsi="微软雅黑" w:eastAsia="微软雅黑"/>
-                <w:sz w:val="19"/>
-              </w:rPr>
-              <w:t>端到端正确率</w:t>
-            </w:r>
-          </w:p>
-        </w:tc>
-        <w:tc>
-          <w:tcPr>
-            <w:tcW w:type="dxa" w:w="4320"/>
-          </w:tcPr>
-          <w:p>
-            <w:pPr>
-              <w:spacing w:after="40"/>
-            </w:pPr>
-            <w:r/>
-            <w:r>
-              <w:rPr>
-                <w:rFonts w:ascii="微软雅黑" w:hAnsi="微软雅黑" w:eastAsia="微软雅黑"/>
-                <w:b/>
-                <w:sz w:val="19"/>
-              </w:rPr>
-              <w:t>27/28 = 96.4%</w:t>
-            </w:r>
-          </w:p>
-        </w:tc>
-      </w:tr>
-    </w:tbl>
-    <w:p/>
-    <w:p>
-      <w:r>
-        <w:rPr>
-          <w:rFonts w:ascii="微软雅黑" w:hAnsi="微软雅黑" w:eastAsia="微软雅黑"/>
-        </w:rPr>
-        <w:t>唯一失败的一条是「横评类内容的表现如何」——它同时包含</w:t>
-      </w:r>
-    </w:p>
-    <w:p>
-      <w:r>
-        <w:rPr>
-          <w:rFonts w:ascii="微软雅黑" w:hAnsi="微软雅黑" w:eastAsia="微软雅黑"/>
-        </w:rPr>
-        <w:t>「横评」（属于品牌份额的关键词）和「内容形态」两层意思，</w:t>
-      </w:r>
-      <w:r>
-        <w:rPr>
-          <w:rFonts w:ascii="微软雅黑" w:hAnsi="微软雅黑" w:eastAsia="微软雅黑"/>
-          <w:b/>
-        </w:rPr>
-        <w:t>问句本身有歧义</w:t>
-      </w:r>
-      <w:r>
-        <w:rPr>
-          <w:rFonts w:ascii="微软雅黑" w:hAnsi="微软雅黑" w:eastAsia="微软雅黑"/>
-        </w:rPr>
-        <w:t>。</w:t>
-      </w:r>
-    </w:p>
-    <w:p>
-      <w:r>
-        <w:rPr>
-          <w:rFonts w:ascii="微软雅黑" w:hAnsi="微软雅黑" w:eastAsia="微软雅黑"/>
-        </w:rPr>
-        <w:t>这种歧义正是需要大模型兜底的场景，我没有为了跑分好看去硬调它。</w:t>
-      </w:r>
-    </w:p>
-    <w:p>
-      <w:pPr>
-        <w:ind w:left="340"/>
-      </w:pPr>
-      <w:r>
-        <w:rPr>
-          <w:rFonts w:ascii="微软雅黑" w:hAnsi="微软雅黑" w:eastAsia="微软雅黑"/>
-          <w:i/>
-          <w:color w:val="606060"/>
-          <w:sz w:val="20"/>
-        </w:rPr>
-        <w:t>测试集在 `agent/eval/questions.json`，你可以自己改/加。</w:t>
-      </w:r>
-    </w:p>
-    <w:p>
-      <w:pPr>
-        <w:spacing w:before="160" w:after="120"/>
-      </w:pPr>
-      <w:r>
-        <w:rPr>
-          <w:rFonts w:ascii="微软雅黑" w:hAnsi="微软雅黑" w:eastAsia="微软雅黑"/>
-          <w:b/>
-          <w:color w:val="2E5C9A"/>
-          <w:sz w:val="26"/>
-        </w:rPr>
-        <w:t>端到端自检（把整条链路真的跑一遍）</w:t>
-      </w:r>
-    </w:p>
-    <w:p>
-      <w:pPr>
-        <w:spacing w:before="80" w:after="160"/>
-        <w:ind w:left="340"/>
-      </w:pPr>
-      <w:r>
-        <w:rPr>
-          <w:rFonts w:ascii="Consolas" w:hAnsi="Consolas" w:eastAsia="微软雅黑"/>
-          <w:color w:val="1F3864"/>
-          <w:sz w:val="19"/>
-        </w:rPr>
-        <w:t>node agent/eval/e2e_check.js            # 只测离线路径</w:t>
-        <w:br/>
-        <w:t>node agent/eval/e2e_check.js --with-llm # 额外测大模型兜底</w:t>
-      </w:r>
-    </w:p>
-    <w:p>
-      <w:r>
-        <w:rPr>
-          <w:rFonts w:ascii="微软雅黑" w:hAnsi="微软雅黑" w:eastAsia="微软雅黑"/>
-        </w:rPr>
-        <w:t>实测：离线 5/5 通过；含大模型 7/7 通过（含一条"超出范围"的问题被</w:t>
-      </w:r>
-      <w:r>
-        <w:rPr>
-          <w:rFonts w:ascii="微软雅黑" w:hAnsi="微软雅黑" w:eastAsia="微软雅黑"/>
-          <w:b/>
-        </w:rPr>
-        <w:t>正确拒绝</w:t>
-      </w:r>
-      <w:r>
-        <w:rPr>
-          <w:rFonts w:ascii="微软雅黑" w:hAnsi="微软雅黑" w:eastAsia="微软雅黑"/>
-        </w:rPr>
-        <w:t>）。</w:t>
-      </w:r>
-    </w:p>
-    <w:p>
-      <w:pPr>
-        <w:spacing w:before="160" w:after="120"/>
-      </w:pPr>
-      <w:r>
-        <w:rPr>
-          <w:rFonts w:ascii="微软雅黑" w:hAnsi="微软雅黑" w:eastAsia="微软雅黑"/>
-          <w:b/>
-          <w:color w:val="2E5C9A"/>
-          <w:sz w:val="26"/>
-        </w:rPr>
-        <w:t>三个健壮性设计（都是踩过坑之后补的）</w:t>
-      </w:r>
-    </w:p>
-    <w:tbl>
-      <w:tblPr>
-        <w:tblStyle w:val="LightGrid-Accent1"/>
-        <w:tblW w:type="auto" w:w="0"/>
-        <w:tblLook w:firstColumn="1" w:firstRow="1" w:lastColumn="0" w:lastRow="0" w:noHBand="0" w:noVBand="1" w:val="04A0"/>
-      </w:tblPr>
-      <w:tblGrid>
-        <w:gridCol w:w="4320"/>
-        <w:gridCol w:w="4320"/>
-      </w:tblGrid>
-      <w:tr>
-        <w:tc>
-          <w:tcPr>
-            <w:tcW w:type="dxa" w:w="4320"/>
-          </w:tcPr>
-          <w:p>
-            <w:pPr>
-              <w:spacing w:after="40"/>
-            </w:pPr>
-            <w:r/>
-            <w:r>
-              <w:rPr>
-                <w:rFonts w:ascii="微软雅黑" w:hAnsi="微软雅黑" w:eastAsia="微软雅黑"/>
-                <w:b/>
-                <w:sz w:val="19"/>
-              </w:rPr>
-              <w:t>问题</w:t>
-            </w:r>
-          </w:p>
-        </w:tc>
-        <w:tc>
-          <w:tcPr>
-            <w:tcW w:type="dxa" w:w="4320"/>
-          </w:tcPr>
-          <w:p>
-            <w:pPr>
-              <w:spacing w:after="40"/>
-            </w:pPr>
-            <w:r/>
-            <w:r>
-              <w:rPr>
-                <w:rFonts w:ascii="微软雅黑" w:hAnsi="微软雅黑" w:eastAsia="微软雅黑"/>
-                <w:b/>
-                <w:sz w:val="19"/>
-              </w:rPr>
-              <w:t>处理</w:t>
+              <w:t>内容</w:t>
             </w:r>
           </w:p>
         </w:tc>
@@ -1230,14 +1162,14 @@
                 <w:b/>
                 <w:sz w:val="19"/>
               </w:rPr>
-              <w:t>大模型请求可能一直挂着</w:t>
+              <w:t>说明与数据性质</w:t>
             </w:r>
             <w:r>
               <w:rPr>
                 <w:rFonts w:ascii="微软雅黑" w:hAnsi="微软雅黑" w:eastAsia="微软雅黑"/>
                 <w:sz w:val="19"/>
               </w:rPr>
-              <w:t>（网络/代理不通时 fetch 不返回）</w:t>
+              <w:t>（第 1 张）</w:t>
             </w:r>
           </w:p>
         </w:tc>
@@ -1255,37 +1187,7 @@
                 <w:rFonts w:ascii="微软雅黑" w:hAnsi="微软雅黑" w:eastAsia="微软雅黑"/>
                 <w:sz w:val="19"/>
               </w:rPr>
-              <w:t xml:space="preserve">加 </w:t>
-            </w:r>
-            <w:r>
-              <w:rPr>
-                <w:rFonts w:ascii="微软雅黑" w:hAnsi="微软雅黑" w:eastAsia="微软雅黑"/>
-                <w:b/>
-                <w:sz w:val="19"/>
-              </w:rPr>
-              <w:t>15 秒超时</w:t>
-            </w:r>
-            <w:r>
-              <w:rPr>
-                <w:rFonts w:ascii="微软雅黑" w:hAnsi="微软雅黑" w:eastAsia="微软雅黑"/>
-                <w:sz w:val="19"/>
-              </w:rPr>
-              <w:t>；超时或失败</w:t>
-            </w:r>
-            <w:r>
-              <w:rPr>
-                <w:rFonts w:ascii="微软雅黑" w:hAnsi="微软雅黑" w:eastAsia="微软雅黑"/>
-                <w:b/>
-                <w:sz w:val="19"/>
-              </w:rPr>
-              <w:t>自动回退到规则匹配</w:t>
-            </w:r>
-            <w:r>
-              <w:rPr>
-                <w:rFonts w:ascii="微软雅黑" w:hAnsi="微软雅黑" w:eastAsia="微软雅黑"/>
-                <w:sz w:val="19"/>
-              </w:rPr>
-              <w:t>，绝不把界面卡在"运行中"</w:t>
+              <w:t>问题 / 生成时间 / 数据规模 / 大模型意图 / 命中条数 / 分组维度 / 最终标签层&lt;br&gt;⚠ 数据性质声明：抽样方式、标注质量、已知噪声、口径纪律、标签层含义&lt;br&gt;口径守卫本次的每一条调整</w:t>
             </w:r>
           </w:p>
         </w:tc>
@@ -1306,14 +1208,7 @@
                 <w:b/>
                 <w:sz w:val="19"/>
               </w:rPr>
-              <w:t>问题超出数据范围</w:t>
-            </w:r>
-            <w:r>
-              <w:rPr>
-                <w:rFonts w:ascii="微软雅黑" w:hAnsi="微软雅黑" w:eastAsia="微软雅黑"/>
-                <w:sz w:val="19"/>
-              </w:rPr>
-              <w:t>（比如问营收、问时间序列）</w:t>
+              <w:t>AI 解读</w:t>
             </w:r>
           </w:p>
         </w:tc>
@@ -1331,45 +1226,7 @@
                 <w:rFonts w:ascii="微软雅黑" w:hAnsi="微软雅黑" w:eastAsia="微软雅黑"/>
                 <w:sz w:val="19"/>
               </w:rPr>
-              <w:t>让大模型可以明确返回 `none`，页面直接说明</w:t>
-            </w:r>
-            <w:r>
-              <w:rPr>
-                <w:rFonts w:ascii="微软雅黑" w:hAnsi="微软雅黑" w:eastAsia="微软雅黑"/>
-                <w:b/>
-                <w:sz w:val="19"/>
-              </w:rPr>
-              <w:t>「这个问题超出了数据集范围」</w:t>
-            </w:r>
-            <w:r>
-              <w:rPr>
-                <w:rFonts w:ascii="微软雅黑" w:hAnsi="微软雅黑" w:eastAsia="微软雅黑"/>
-                <w:sz w:val="19"/>
-              </w:rPr>
-              <w:t>，并列出它</w:t>
-            </w:r>
-            <w:r>
-              <w:rPr>
-                <w:rFonts w:ascii="微软雅黑" w:hAnsi="微软雅黑" w:eastAsia="微软雅黑"/>
-                <w:b/>
-                <w:sz w:val="19"/>
-              </w:rPr>
-              <w:t>能</w:t>
-            </w:r>
-            <w:r>
-              <w:rPr>
-                <w:rFonts w:ascii="微软雅黑" w:hAnsi="微软雅黑" w:eastAsia="微软雅黑"/>
-                <w:sz w:val="19"/>
-              </w:rPr>
-              <w:t>回答的问题类型——</w:t>
-            </w:r>
-            <w:r>
-              <w:rPr>
-                <w:rFonts w:ascii="微软雅黑" w:hAnsi="微软雅黑" w:eastAsia="微软雅黑"/>
-                <w:b/>
-                <w:sz w:val="19"/>
-              </w:rPr>
-              <w:t>宁可拒答，不编答案</w:t>
+              <w:t>大模型写的结论文本</w:t>
             </w:r>
           </w:p>
         </w:tc>
@@ -1390,7 +1247,7 @@
                 <w:b/>
                 <w:sz w:val="19"/>
               </w:rPr>
-              <w:t>页面出现未捕获的脚本错误</w:t>
+              <w:t>查询与口径</w:t>
             </w:r>
           </w:p>
         </w:tc>
@@ -1408,7 +1265,46 @@
                 <w:rFonts w:ascii="微软雅黑" w:hAnsi="微软雅黑" w:eastAsia="微软雅黑"/>
                 <w:sz w:val="19"/>
               </w:rPr>
-              <w:t>顶部加了一条</w:t>
+              <w:t>本次的结构化查询 JSON 原文 + 口径调整记录</w:t>
+            </w:r>
+          </w:p>
+        </w:tc>
+      </w:tr>
+      <w:tr>
+        <w:tc>
+          <w:tcPr>
+            <w:tcW w:type="dxa" w:w="4320"/>
+          </w:tcPr>
+          <w:p>
+            <w:pPr>
+              <w:spacing w:after="40"/>
+            </w:pPr>
+            <w:r/>
+            <w:r>
+              <w:rPr>
+                <w:rFonts w:ascii="微软雅黑" w:hAnsi="微软雅黑" w:eastAsia="微软雅黑"/>
+                <w:b/>
+                <w:sz w:val="19"/>
+              </w:rPr>
+              <w:t>结果表</w:t>
+            </w:r>
+          </w:p>
+        </w:tc>
+        <w:tc>
+          <w:tcPr>
+            <w:tcW w:type="dxa" w:w="4320"/>
+          </w:tcPr>
+          <w:p>
+            <w:pPr>
+              <w:spacing w:after="40"/>
+            </w:pPr>
+            <w:r/>
+            <w:r>
+              <w:rPr>
+                <w:rFonts w:ascii="微软雅黑" w:hAnsi="微软雅黑" w:eastAsia="微软雅黑"/>
+                <w:sz w:val="19"/>
+              </w:rPr>
+              <w:t>分组结果；百分比与千分位是</w:t>
             </w:r>
             <w:r>
               <w:rPr>
@@ -1416,14 +1312,14 @@
                 <w:b/>
                 <w:sz w:val="19"/>
               </w:rPr>
-              <w:t>错误横幅</w:t>
+              <w:t>带数字格式的真数字</w:t>
             </w:r>
             <w:r>
               <w:rPr>
                 <w:rFonts w:ascii="微软雅黑" w:hAnsi="微软雅黑" w:eastAsia="微软雅黑"/>
                 <w:sz w:val="19"/>
               </w:rPr>
-              <w:t>，任何未捕获的异常/异步错误都会直接显示出来，不会"点了没反应"</w:t>
+              <w:t>，可在 Excel 里排序筛选</w:t>
             </w:r>
           </w:p>
         </w:tc>
@@ -1434,236 +1330,15 @@
       <w:r>
         <w:rPr>
           <w:rFonts w:ascii="微软雅黑" w:hAnsi="微软雅黑" w:eastAsia="微软雅黑"/>
-          <w:color w:val="C0C0C0"/>
-        </w:rPr>
-        <w:t>────────────────────────────────────────</w:t>
-      </w:r>
-    </w:p>
-    <w:p>
-      <w:pPr>
-        <w:spacing w:before="240" w:after="120"/>
-      </w:pPr>
-      <w:r>
-        <w:rPr>
-          <w:rFonts w:ascii="微软雅黑" w:hAnsi="微软雅黑" w:eastAsia="微软雅黑"/>
-          <w:b/>
-          <w:color w:val="1F3864"/>
-          <w:sz w:val="30"/>
-        </w:rPr>
-        <w:t>现场演示的讲法（建议顺序）</w:t>
-      </w:r>
-    </w:p>
-    <w:p>
-      <w:pPr>
-        <w:pStyle w:val="ListNumber"/>
-        <w:spacing w:after="60"/>
-      </w:pPr>
-      <w:r>
-        <w:rPr>
-          <w:rFonts w:ascii="微软雅黑" w:hAnsi="微软雅黑" w:eastAsia="微软雅黑"/>
           <w:b/>
         </w:rPr>
-        <w:t>先打开看板</w:t>
+        <w:t>第 1 张永远是「说明与数据性质」</w:t>
       </w:r>
       <w:r>
         <w:rPr>
           <w:rFonts w:ascii="微软雅黑" w:hAnsi="微软雅黑" w:eastAsia="微软雅黑"/>
         </w:rPr>
-        <w:t xml:space="preserve"> —— `https://arnoldwang-86.github.io/petkit-content-insight/`</w:t>
-      </w:r>
-    </w:p>
-    <w:p>
-      <w:r>
-        <w:rPr>
-          <w:rFonts w:ascii="微软雅黑" w:hAnsi="微软雅黑" w:eastAsia="微软雅黑"/>
-        </w:rPr>
-        <w:t xml:space="preserve">   一句话交代："这是从 4,375 条 B站 内容里跑出来的五路洞察。"</w:t>
-      </w:r>
-    </w:p>
-    <w:p>
-      <w:pPr>
-        <w:pStyle w:val="ListNumber"/>
-        <w:spacing w:after="60"/>
-      </w:pPr>
-      <w:r>
-        <w:rPr>
-          <w:rFonts w:ascii="微软雅黑" w:hAnsi="微软雅黑" w:eastAsia="微软雅黑"/>
-          <w:b/>
-        </w:rPr>
-        <w:t>再打开这个 Agent</w:t>
-      </w:r>
-      <w:r>
-        <w:rPr>
-          <w:rFonts w:ascii="微软雅黑" w:hAnsi="微软雅黑" w:eastAsia="微软雅黑"/>
-        </w:rPr>
-        <w:t xml:space="preserve"> —— 双击 HTML，问一句：</w:t>
-      </w:r>
-    </w:p>
-    <w:p>
-      <w:r>
-        <w:rPr>
-          <w:rFonts w:ascii="微软雅黑" w:hAnsi="微软雅黑" w:eastAsia="微软雅黑"/>
-        </w:rPr>
-        <w:t xml:space="preserve">   &gt; 「</w:t>
-      </w:r>
-      <w:r>
-        <w:rPr>
-          <w:rFonts w:ascii="微软雅黑" w:hAnsi="微软雅黑" w:eastAsia="微软雅黑"/>
-          <w:b/>
-        </w:rPr>
-        <w:t>小佩和竞品的官方内容差在哪？</w:t>
-      </w:r>
-      <w:r>
-        <w:rPr>
-          <w:rFonts w:ascii="微软雅黑" w:hAnsi="微软雅黑" w:eastAsia="微软雅黑"/>
-        </w:rPr>
-        <w:t>」</w:t>
-      </w:r>
-    </w:p>
-    <w:p>
-      <w:r>
-        <w:rPr>
-          <w:rFonts w:ascii="微软雅黑" w:hAnsi="微软雅黑" w:eastAsia="微软雅黑"/>
-        </w:rPr>
-        <w:t xml:space="preserve">   然后指着左边的流程图讲："它先做意图识别，</w:t>
-      </w:r>
-      <w:r>
-        <w:rPr>
-          <w:rFonts w:ascii="微软雅黑" w:hAnsi="微软雅黑" w:eastAsia="微软雅黑"/>
-          <w:b/>
-        </w:rPr>
-        <w:t>只从白名单里选操作</w:t>
-      </w:r>
-      <w:r>
-        <w:rPr>
-          <w:rFonts w:ascii="微软雅黑" w:hAnsi="微软雅黑" w:eastAsia="微软雅黑"/>
-        </w:rPr>
-        <w:t>，</w:t>
-      </w:r>
-    </w:p>
-    <w:p>
-      <w:r>
-        <w:rPr>
-          <w:rFonts w:ascii="微软雅黑" w:hAnsi="微软雅黑" w:eastAsia="微软雅黑"/>
-        </w:rPr>
-        <w:t xml:space="preserve">   再过一层</w:t>
-      </w:r>
-      <w:r>
-        <w:rPr>
-          <w:rFonts w:ascii="微软雅黑" w:hAnsi="微软雅黑" w:eastAsia="微软雅黑"/>
-          <w:b/>
-        </w:rPr>
-        <w:t>口径守卫</w:t>
-      </w:r>
-      <w:r>
-        <w:rPr>
-          <w:rFonts w:ascii="微软雅黑" w:hAnsi="微软雅黑" w:eastAsia="微软雅黑"/>
-        </w:rPr>
-        <w:t>——产品线结论只用 A 级记录，最后在浏览器里算完。"</w:t>
-      </w:r>
-    </w:p>
-    <w:p>
-      <w:pPr>
-        <w:pStyle w:val="ListNumber"/>
-        <w:spacing w:after="60"/>
-      </w:pPr>
-      <w:r>
-        <w:rPr>
-          <w:rFonts w:ascii="微软雅黑" w:hAnsi="微软雅黑" w:eastAsia="微软雅黑"/>
-          <w:b/>
-        </w:rPr>
-        <w:t>追一个"机会点"问题</w:t>
-      </w:r>
-      <w:r>
-        <w:rPr>
-          <w:rFonts w:ascii="微软雅黑" w:hAnsi="微软雅黑" w:eastAsia="微软雅黑"/>
-        </w:rPr>
-        <w:t xml:space="preserve"> —— 问「</w:t>
-      </w:r>
-      <w:r>
-        <w:rPr>
-          <w:rFonts w:ascii="微软雅黑" w:hAnsi="微软雅黑" w:eastAsia="微软雅黑"/>
-          <w:b/>
-        </w:rPr>
-        <w:t>哪个痛点播放量高但内容还不多？</w:t>
-      </w:r>
-      <w:r>
-        <w:rPr>
-          <w:rFonts w:ascii="微软雅黑" w:hAnsi="微软雅黑" w:eastAsia="微软雅黑"/>
-        </w:rPr>
-        <w:t>」</w:t>
-      </w:r>
-    </w:p>
-    <w:p>
-      <w:r>
-        <w:rPr>
-          <w:rFonts w:ascii="微软雅黑" w:hAnsi="微软雅黑" w:eastAsia="微软雅黑"/>
-        </w:rPr>
-        <w:t xml:space="preserve">   指着散点图的左上方说："这些是播放高、供给少的痛点，就是内容机会点。"</w:t>
-      </w:r>
-    </w:p>
-    <w:p>
-      <w:pPr>
-        <w:pStyle w:val="ListNumber"/>
-        <w:spacing w:after="60"/>
-      </w:pPr>
-      <w:r>
-        <w:rPr>
-          <w:rFonts w:ascii="微软雅黑" w:hAnsi="微软雅黑" w:eastAsia="微软雅黑"/>
-          <w:b/>
-        </w:rPr>
-        <w:t>收口</w:t>
-      </w:r>
-      <w:r>
-        <w:rPr>
-          <w:rFonts w:ascii="微软雅黑" w:hAnsi="微软雅黑" w:eastAsia="微软雅黑"/>
-        </w:rPr>
-        <w:t xml:space="preserve"> ——</w:t>
-      </w:r>
-    </w:p>
-    <w:p>
-      <w:r>
-        <w:rPr>
-          <w:rFonts w:ascii="微软雅黑" w:hAnsi="微软雅黑" w:eastAsia="微软雅黑"/>
-        </w:rPr>
-        <w:t xml:space="preserve">   &gt; "这个 Agent 不是重点，重点是它背后那套标注：19 条可弃权规则 + 大模型主判 +</w:t>
-      </w:r>
-    </w:p>
-    <w:p>
-      <w:r>
-        <w:rPr>
-          <w:rFonts w:ascii="微软雅黑" w:hAnsi="微软雅黑" w:eastAsia="微软雅黑"/>
-        </w:rPr>
-        <w:t xml:space="preserve">   &gt; 自一致性投票，再用 300 条人工抽检验证，主口径准确率 88.0%。</w:t>
-      </w:r>
-    </w:p>
-    <w:p>
-      <w:r>
-        <w:rPr>
-          <w:rFonts w:ascii="微软雅黑" w:hAnsi="微软雅黑" w:eastAsia="微软雅黑"/>
-        </w:rPr>
-        <w:t xml:space="preserve">   &gt; 而且我</w:t>
-      </w:r>
-      <w:r>
-        <w:rPr>
-          <w:rFonts w:ascii="微软雅黑" w:hAnsi="微软雅黑" w:eastAsia="微软雅黑"/>
-          <w:b/>
-        </w:rPr>
-        <w:t>量化了人工标注自身的噪声</w:t>
-      </w:r>
-      <w:r>
-        <w:rPr>
-          <w:rFonts w:ascii="微软雅黑" w:hAnsi="微软雅黑" w:eastAsia="微软雅黑"/>
-        </w:rPr>
-        <w:t>——二轮盲判复核发现我自己只有 38.2% 的自洽率，</w:t>
-      </w:r>
-    </w:p>
-    <w:p>
-      <w:r>
-        <w:rPr>
-          <w:rFonts w:ascii="微软雅黑" w:hAnsi="微软雅黑" w:eastAsia="微软雅黑"/>
-        </w:rPr>
-        <w:t xml:space="preserve">   &gt; 所以我给的准确率是一个区间，不是一个数字。"</w:t>
+        <w:t>——任何人拿到文件都先看到"哪些能用、哪些不能"。</w:t>
       </w:r>
     </w:p>
     <w:p>
@@ -1754,7 +1429,7 @@
                 <w:rFonts w:ascii="微软雅黑" w:hAnsi="微软雅黑" w:eastAsia="微软雅黑"/>
                 <w:sz w:val="19"/>
               </w:rPr>
-              <w:t>`运营问数Agent.html`</w:t>
+              <w:t>`问数Agent_本机演示.html`</w:t>
             </w:r>
           </w:p>
         </w:tc>
@@ -1772,7 +1447,136 @@
                 <w:rFonts w:ascii="微软雅黑" w:hAnsi="微软雅黑" w:eastAsia="微软雅黑"/>
                 <w:sz w:val="19"/>
               </w:rPr>
-              <w:t>★ 交付物（单文件，双击即用）</w:t>
+              <w:t>★ 本机演示版（内嵌 Key，</w:t>
+            </w:r>
+            <w:r>
+              <w:rPr>
+                <w:rFonts w:ascii="微软雅黑" w:hAnsi="微软雅黑" w:eastAsia="微软雅黑"/>
+                <w:b/>
+                <w:sz w:val="19"/>
+              </w:rPr>
+              <w:t>不提交</w:t>
+            </w:r>
+            <w:r>
+              <w:rPr>
+                <w:rFonts w:ascii="微软雅黑" w:hAnsi="微软雅黑" w:eastAsia="微软雅黑"/>
+                <w:sz w:val="19"/>
+              </w:rPr>
+              <w:t>）</w:t>
+            </w:r>
+          </w:p>
+        </w:tc>
+      </w:tr>
+      <w:tr>
+        <w:tc>
+          <w:tcPr>
+            <w:tcW w:type="dxa" w:w="4320"/>
+          </w:tcPr>
+          <w:p>
+            <w:pPr>
+              <w:spacing w:after="40"/>
+            </w:pPr>
+            <w:r/>
+            <w:r>
+              <w:rPr>
+                <w:rFonts w:ascii="微软雅黑" w:hAnsi="微软雅黑" w:eastAsia="微软雅黑"/>
+                <w:sz w:val="19"/>
+              </w:rPr>
+              <w:t>`问数Agent.html`</w:t>
+            </w:r>
+          </w:p>
+        </w:tc>
+        <w:tc>
+          <w:tcPr>
+            <w:tcW w:type="dxa" w:w="4320"/>
+          </w:tcPr>
+          <w:p>
+            <w:pPr>
+              <w:spacing w:after="40"/>
+            </w:pPr>
+            <w:r/>
+            <w:r>
+              <w:rPr>
+                <w:rFonts w:ascii="微软雅黑" w:hAnsi="微软雅黑" w:eastAsia="微软雅黑"/>
+                <w:sz w:val="19"/>
+              </w:rPr>
+              <w:t>公开版（无 Key，提交）</w:t>
+            </w:r>
+          </w:p>
+        </w:tc>
+      </w:tr>
+      <w:tr>
+        <w:tc>
+          <w:tcPr>
+            <w:tcW w:type="dxa" w:w="4320"/>
+          </w:tcPr>
+          <w:p>
+            <w:pPr>
+              <w:spacing w:after="40"/>
+            </w:pPr>
+            <w:r/>
+            <w:r>
+              <w:rPr>
+                <w:rFonts w:ascii="微软雅黑" w:hAnsi="微软雅黑" w:eastAsia="微软雅黑"/>
+                <w:sz w:val="19"/>
+              </w:rPr>
+              <w:t>`src/template.html`</w:t>
+            </w:r>
+          </w:p>
+        </w:tc>
+        <w:tc>
+          <w:tcPr>
+            <w:tcW w:type="dxa" w:w="4320"/>
+          </w:tcPr>
+          <w:p>
+            <w:pPr>
+              <w:spacing w:after="40"/>
+            </w:pPr>
+            <w:r/>
+            <w:r>
+              <w:rPr>
+                <w:rFonts w:ascii="微软雅黑" w:hAnsi="微软雅黑" w:eastAsia="微软雅黑"/>
+                <w:sz w:val="19"/>
+              </w:rPr>
+              <w:t>页面模板：提示词、白名单、口径守卫、执行、SVG 图、Excel 都在这里</w:t>
+            </w:r>
+          </w:p>
+        </w:tc>
+      </w:tr>
+      <w:tr>
+        <w:tc>
+          <w:tcPr>
+            <w:tcW w:type="dxa" w:w="4320"/>
+          </w:tcPr>
+          <w:p>
+            <w:pPr>
+              <w:spacing w:after="40"/>
+            </w:pPr>
+            <w:r/>
+            <w:r>
+              <w:rPr>
+                <w:rFonts w:ascii="微软雅黑" w:hAnsi="微软雅黑" w:eastAsia="微软雅黑"/>
+                <w:sz w:val="19"/>
+              </w:rPr>
+              <w:t>`src/build_agent.py`</w:t>
+            </w:r>
+          </w:p>
+        </w:tc>
+        <w:tc>
+          <w:tcPr>
+            <w:tcW w:type="dxa" w:w="4320"/>
+          </w:tcPr>
+          <w:p>
+            <w:pPr>
+              <w:spacing w:after="40"/>
+            </w:pPr>
+            <w:r/>
+            <w:r>
+              <w:rPr>
+                <w:rFonts w:ascii="微软雅黑" w:hAnsi="微软雅黑" w:eastAsia="微软雅黑"/>
+                <w:sz w:val="19"/>
+              </w:rPr>
+              <w:t>组装脚本：内嵌数据 + SheetJS + Key（分两个产物）</w:t>
             </w:r>
           </w:p>
         </w:tc>
@@ -1810,159 +1614,7 @@
                 <w:rFonts w:ascii="微软雅黑" w:hAnsi="微软雅黑" w:eastAsia="微软雅黑"/>
                 <w:sz w:val="19"/>
               </w:rPr>
-              <w:t>SheetJS，用于在浏览器里生成 .xlsx（内嵌进 HTML）</w:t>
-            </w:r>
-          </w:p>
-        </w:tc>
-      </w:tr>
-      <w:tr>
-        <w:tc>
-          <w:tcPr>
-            <w:tcW w:type="dxa" w:w="4320"/>
-          </w:tcPr>
-          <w:p>
-            <w:pPr>
-              <w:spacing w:after="40"/>
-            </w:pPr>
-            <w:r/>
-            <w:r>
-              <w:rPr>
-                <w:rFonts w:ascii="微软雅黑" w:hAnsi="微软雅黑" w:eastAsia="微软雅黑"/>
-                <w:sz w:val="19"/>
-              </w:rPr>
-              <w:t>`src/template.html`</w:t>
-            </w:r>
-          </w:p>
-        </w:tc>
-        <w:tc>
-          <w:tcPr>
-            <w:tcW w:type="dxa" w:w="4320"/>
-          </w:tcPr>
-          <w:p>
-            <w:pPr>
-              <w:spacing w:after="40"/>
-            </w:pPr>
-            <w:r/>
-            <w:r>
-              <w:rPr>
-                <w:rFonts w:ascii="微软雅黑" w:hAnsi="微软雅黑" w:eastAsia="微软雅黑"/>
-                <w:sz w:val="19"/>
-              </w:rPr>
-              <w:t>页面模板（15 个操作的定义、路由、口径守卫、渲染都在这里）</w:t>
-            </w:r>
-          </w:p>
-        </w:tc>
-      </w:tr>
-      <w:tr>
-        <w:tc>
-          <w:tcPr>
-            <w:tcW w:type="dxa" w:w="4320"/>
-          </w:tcPr>
-          <w:p>
-            <w:pPr>
-              <w:spacing w:after="40"/>
-            </w:pPr>
-            <w:r/>
-            <w:r>
-              <w:rPr>
-                <w:rFonts w:ascii="微软雅黑" w:hAnsi="微软雅黑" w:eastAsia="微软雅黑"/>
-                <w:sz w:val="19"/>
-              </w:rPr>
-              <w:t>`src/build_agent.py`</w:t>
-            </w:r>
-          </w:p>
-        </w:tc>
-        <w:tc>
-          <w:tcPr>
-            <w:tcW w:type="dxa" w:w="4320"/>
-          </w:tcPr>
-          <w:p>
-            <w:pPr>
-              <w:spacing w:after="40"/>
-            </w:pPr>
-            <w:r/>
-            <w:r>
-              <w:rPr>
-                <w:rFonts w:ascii="微软雅黑" w:hAnsi="微软雅黑" w:eastAsia="微软雅黑"/>
-                <w:sz w:val="19"/>
-              </w:rPr>
-              <w:t>组装脚本：把数据与图表库内联进模板</w:t>
-            </w:r>
-          </w:p>
-        </w:tc>
-      </w:tr>
-      <w:tr>
-        <w:tc>
-          <w:tcPr>
-            <w:tcW w:type="dxa" w:w="4320"/>
-          </w:tcPr>
-          <w:p>
-            <w:pPr>
-              <w:spacing w:after="40"/>
-            </w:pPr>
-            <w:r/>
-            <w:r>
-              <w:rPr>
-                <w:rFonts w:ascii="微软雅黑" w:hAnsi="微软雅黑" w:eastAsia="微软雅黑"/>
-                <w:sz w:val="19"/>
-              </w:rPr>
-              <w:t>`eval/questions.json`</w:t>
-            </w:r>
-          </w:p>
-        </w:tc>
-        <w:tc>
-          <w:tcPr>
-            <w:tcW w:type="dxa" w:w="4320"/>
-          </w:tcPr>
-          <w:p>
-            <w:pPr>
-              <w:spacing w:after="40"/>
-            </w:pPr>
-            <w:r/>
-            <w:r>
-              <w:rPr>
-                <w:rFonts w:ascii="微软雅黑" w:hAnsi="微软雅黑" w:eastAsia="微软雅黑"/>
-                <w:sz w:val="19"/>
-              </w:rPr>
-              <w:t>28 条业务问题测试集</w:t>
-            </w:r>
-          </w:p>
-        </w:tc>
-      </w:tr>
-      <w:tr>
-        <w:tc>
-          <w:tcPr>
-            <w:tcW w:type="dxa" w:w="4320"/>
-          </w:tcPr>
-          <w:p>
-            <w:pPr>
-              <w:spacing w:after="40"/>
-            </w:pPr>
-            <w:r/>
-            <w:r>
-              <w:rPr>
-                <w:rFonts w:ascii="微软雅黑" w:hAnsi="微软雅黑" w:eastAsia="微软雅黑"/>
-                <w:sz w:val="19"/>
-              </w:rPr>
-              <w:t>`eval/eval_agent.js`</w:t>
-            </w:r>
-          </w:p>
-        </w:tc>
-        <w:tc>
-          <w:tcPr>
-            <w:tcW w:type="dxa" w:w="4320"/>
-          </w:tcPr>
-          <w:p>
-            <w:pPr>
-              <w:spacing w:after="40"/>
-            </w:pPr>
-            <w:r/>
-            <w:r>
-              <w:rPr>
-                <w:rFonts w:ascii="微软雅黑" w:hAnsi="微软雅黑" w:eastAsia="微软雅黑"/>
-                <w:sz w:val="19"/>
-              </w:rPr>
-              <w:t>路由与参数抽取的准确率评测</w:t>
+              <w:t>SheetJS，用于在浏览器里生成 .xlsx</w:t>
             </w:r>
           </w:p>
         </w:tc>
@@ -2000,37 +1652,13 @@
                 <w:rFonts w:ascii="微软雅黑" w:hAnsi="微软雅黑" w:eastAsia="微软雅黑"/>
                 <w:sz w:val="19"/>
               </w:rPr>
-              <w:t>端到端自检（含 Excel 工作簿结构校验）</w:t>
+              <w:t>端到端自检（真实调用大模型 + 校验工作簿）</w:t>
             </w:r>
           </w:p>
         </w:tc>
       </w:tr>
     </w:tbl>
     <w:p/>
-    <w:p>
-      <w:r>
-        <w:rPr>
-          <w:rFonts w:ascii="微软雅黑" w:hAnsi="微软雅黑" w:eastAsia="微软雅黑"/>
-        </w:rPr>
-        <w:t>重新生成：</w:t>
-      </w:r>
-    </w:p>
-    <w:p>
-      <w:pPr>
-        <w:spacing w:before="80" w:after="160"/>
-        <w:ind w:left="340"/>
-      </w:pPr>
-      <w:r>
-        <w:rPr>
-          <w:rFonts w:ascii="Consolas" w:hAnsi="Consolas" w:eastAsia="微软雅黑"/>
-          <w:color w:val="1F3864"/>
-          <w:sz w:val="19"/>
-        </w:rPr>
-        <w:t>python agent/src/build_agent.py     # 重新组装 HTML</w:t>
-        <w:br/>
-        <w:t>node   agent/eval/eval_agent.js     # 重新评测</w:t>
-      </w:r>
-    </w:p>
     <w:p>
       <w:r>
         <w:rPr>
@@ -2064,13 +1692,13 @@
           <w:rFonts w:ascii="微软雅黑" w:hAnsi="微软雅黑" w:eastAsia="微软雅黑"/>
           <w:b/>
         </w:rPr>
-        <w:t>规则路径有词表依赖</w:t>
+        <w:t>依赖外网</w:t>
       </w:r>
       <w:r>
         <w:rPr>
           <w:rFonts w:ascii="微软雅黑" w:hAnsi="微软雅黑" w:eastAsia="微软雅黑"/>
         </w:rPr>
-        <w:t>：问法换一种说法可能就匹配不上，这时需要大模型兜底（或补关键词）。</w:t>
+        <w:t>：每次提问都要调用 DeepSeek，网络不通就用不了（会明确报错，不会假装有结果）。</w:t>
       </w:r>
     </w:p>
     <w:p>
@@ -2083,21 +1711,13 @@
           <w:rFonts w:ascii="微软雅黑" w:hAnsi="微软雅黑" w:eastAsia="微软雅黑"/>
           <w:b/>
         </w:rPr>
-        <w:t>只有 15 个预定义操作</w:t>
+        <w:t>每次提问有 API 成本</w:t>
       </w:r>
       <w:r>
         <w:rPr>
           <w:rFonts w:ascii="微软雅黑" w:hAnsi="微软雅黑" w:eastAsia="微软雅黑"/>
         </w:rPr>
-        <w:t>：超出范围的问题（比如"上周涨了多少"）没有对应操作，因为</w:t>
-      </w:r>
-    </w:p>
-    <w:p>
-      <w:r>
-        <w:rPr>
-          <w:rFonts w:ascii="微软雅黑" w:hAnsi="微软雅黑" w:eastAsia="微软雅黑"/>
-        </w:rPr>
-        <w:t xml:space="preserve">   本项目的数据没有时间序列。</w:t>
+        <w:t>：约 2 次调用 / 问题。</w:t>
       </w:r>
     </w:p>
     <w:p>
@@ -2110,21 +1730,13 @@
           <w:rFonts w:ascii="微软雅黑" w:hAnsi="微软雅黑" w:eastAsia="微软雅黑"/>
           <w:b/>
         </w:rPr>
-        <w:t>大模型只做路由，不回答问题</w:t>
+        <w:t>模型可能选错分组维度</w:t>
       </w:r>
       <w:r>
         <w:rPr>
           <w:rFonts w:ascii="微软雅黑" w:hAnsi="微软雅黑" w:eastAsia="微软雅黑"/>
         </w:rPr>
-        <w:t>：所有数字都由本地操作算出，模型不参与数值生成——</w:t>
-      </w:r>
-    </w:p>
-    <w:p>
-      <w:r>
-        <w:rPr>
-          <w:rFonts w:ascii="微软雅黑" w:hAnsi="微软雅黑" w:eastAsia="微软雅黑"/>
-        </w:rPr>
-        <w:t xml:space="preserve">   这是刻意的设计，避免模型编数字。</w:t>
+        <w:t>：它有时会把"产品线"理解成"词典产品线"（`cat`）而不是"大模型判定"（`pline`）。结果表会显示实际用了哪个，口径守卫也会兜住标签层，但维度本身要自己看一眼。</w:t>
       </w:r>
     </w:p>
     <w:p>
@@ -2151,7 +1763,7 @@
         <w:rPr>
           <w:rFonts w:ascii="微软雅黑" w:hAnsi="微软雅黑" w:eastAsia="微软雅黑"/>
         </w:rPr>
-        <w:t xml:space="preserve">   在页面底部有完整声明，Agent 的每个结论都带着这条声明。</w:t>
+        <w:t xml:space="preserve">   在页面底部与 Excel 第 1 张都有完整声明。</w:t>
       </w:r>
     </w:p>
     <w:sectPr>
